--- a/ВКР.docx
+++ b/ВКР.docx
@@ -8570,14 +8570,7 @@
           <w:sz w:val="28"/>
           <w:szCs w:val="28"/>
         </w:rPr>
-        <w:t>Д</w:t>
-      </w:r>
-      <w:r>
-        <w:rPr>
-          <w:sz w:val="28"/>
-          <w:szCs w:val="28"/>
-        </w:rPr>
-        <w:t>ля формализации функциональных границ проектируемой информационной системы построена UseCase-диаграмма, отражающая взаимодействие пользователей с системой на уровне целевых сценариев использования. Диаграмма разработана на основе ранее сформулированных бизнес-, пользовательских и функциональных требований и служит связующим звеном между этапами анализа предметной области и проектирования структуры базы данных.</w:t>
+        <w:t>Для формализации функциональных границ проектируемой информационной системы построена UseCase-диаграмма, отражающая взаимодействие пользователей с системой на уровне целевых сценариев использования. Диаграмма разработана на основе ранее сформулированных бизнес-, пользовательских и функциональных требований и служит связующим звеном между этапами анализа предметной области и проектирования структуры базы данных.</w:t>
       </w:r>
     </w:p>
     <w:p>
@@ -9565,23 +9558,7 @@
           <w:sz w:val="28"/>
           <w:szCs w:val="28"/>
         </w:rPr>
-        <w:t xml:space="preserve">модерация отзывов и </w:t>
-      </w:r>
-      <w:r>
-        <w:rPr>
-          <w:rFonts w:ascii="Times New Roman" w:hAnsi="Times New Roman" w:cs="Times New Roman"/>
-          <w:sz w:val="28"/>
-          <w:szCs w:val="28"/>
-        </w:rPr>
-        <w:t>медиа материалов</w:t>
-      </w:r>
-      <w:r>
-        <w:rPr>
-          <w:rFonts w:ascii="Times New Roman" w:hAnsi="Times New Roman" w:cs="Times New Roman"/>
-          <w:sz w:val="28"/>
-          <w:szCs w:val="28"/>
-        </w:rPr>
-        <w:t>;</w:t>
+        <w:t>модерация отзывов и медиа материалов;</w:t>
       </w:r>
     </w:p>
     <w:p>
@@ -9726,63 +9703,7 @@
           <w:sz w:val="28"/>
           <w:szCs w:val="28"/>
         </w:rPr>
-        <w:t xml:space="preserve">Для повышения точности модели использованы отношения </w:t>
-      </w:r>
-      <w:r>
-        <w:rPr>
-          <w:sz w:val="28"/>
-          <w:szCs w:val="28"/>
-        </w:rPr>
-        <w:t>&lt;&lt;</w:t>
-      </w:r>
-      <w:r>
-        <w:rPr>
-          <w:sz w:val="28"/>
-          <w:szCs w:val="28"/>
-        </w:rPr>
-        <w:t>include</w:t>
-      </w:r>
-      <w:r>
-        <w:rPr>
-          <w:sz w:val="28"/>
-          <w:szCs w:val="28"/>
-        </w:rPr>
-        <w:t>&gt;&gt;</w:t>
-      </w:r>
-      <w:r>
-        <w:rPr>
-          <w:sz w:val="28"/>
-          <w:szCs w:val="28"/>
-        </w:rPr>
-        <w:t xml:space="preserve"> и </w:t>
-      </w:r>
-      <w:r>
-        <w:rPr>
-          <w:sz w:val="28"/>
-          <w:szCs w:val="28"/>
-        </w:rPr>
-        <w:t>&lt;&lt;</w:t>
-      </w:r>
-      <w:r>
-        <w:rPr>
-          <w:sz w:val="28"/>
-          <w:szCs w:val="28"/>
-        </w:rPr>
-        <w:t>extend</w:t>
-      </w:r>
-      <w:r>
-        <w:rPr>
-          <w:sz w:val="28"/>
-          <w:szCs w:val="28"/>
-        </w:rPr>
-        <w:t>&gt;&gt;</w:t>
-      </w:r>
-      <w:r>
-        <w:rPr>
-          <w:sz w:val="28"/>
-          <w:szCs w:val="28"/>
-        </w:rPr>
-        <w:t>.</w:t>
+        <w:t>Для повышения точности модели использованы отношения &lt;&lt;include&gt;&gt; и &lt;&lt;extend&gt;&gt;.</w:t>
       </w:r>
     </w:p>
     <w:p>
@@ -9853,23 +9774,7 @@
           <w:sz w:val="28"/>
           <w:szCs w:val="28"/>
         </w:rPr>
-        <w:t xml:space="preserve">просмотр карточки включает просмотр </w:t>
-      </w:r>
-      <w:r>
-        <w:rPr>
-          <w:rFonts w:ascii="Times New Roman" w:hAnsi="Times New Roman" w:cs="Times New Roman"/>
-          <w:sz w:val="28"/>
-          <w:szCs w:val="28"/>
-        </w:rPr>
-        <w:t>медиа материалов</w:t>
-      </w:r>
-      <w:r>
-        <w:rPr>
-          <w:rFonts w:ascii="Times New Roman" w:hAnsi="Times New Roman" w:cs="Times New Roman"/>
-          <w:sz w:val="28"/>
-          <w:szCs w:val="28"/>
-        </w:rPr>
-        <w:t>;</w:t>
+        <w:t>просмотр карточки включает просмотр медиа материалов;</w:t>
       </w:r>
     </w:p>
     <w:p>
@@ -11530,214 +11435,7 @@
           <w:szCs w:val="28"/>
           <w:lang w:val="en-US"/>
         </w:rPr>
-        <w:t>«</w:t>
-      </w:r>
-      <w:r>
-        <w:rPr>
-          <w:rFonts w:ascii="Times New Roman" w:hAnsi="Times New Roman" w:cs="Times New Roman"/>
-          <w:sz w:val="28"/>
-          <w:szCs w:val="28"/>
-          <w:lang w:val="en-US"/>
-        </w:rPr>
-        <w:t>user_id</w:t>
-      </w:r>
-      <w:r>
-        <w:rPr>
-          <w:rFonts w:ascii="Times New Roman" w:hAnsi="Times New Roman" w:cs="Times New Roman"/>
-          <w:sz w:val="28"/>
-          <w:szCs w:val="28"/>
-          <w:lang w:val="en-US"/>
-        </w:rPr>
-        <w:t>»</w:t>
-      </w:r>
-      <w:r>
-        <w:rPr>
-          <w:rFonts w:ascii="Times New Roman" w:hAnsi="Times New Roman" w:cs="Times New Roman"/>
-          <w:sz w:val="28"/>
-          <w:szCs w:val="28"/>
-          <w:lang w:val="en-US"/>
-        </w:rPr>
-        <w:t xml:space="preserve">, </w:t>
-      </w:r>
-      <w:r>
-        <w:rPr>
-          <w:rFonts w:ascii="Times New Roman" w:hAnsi="Times New Roman" w:cs="Times New Roman"/>
-          <w:sz w:val="28"/>
-          <w:szCs w:val="28"/>
-          <w:lang w:val="en-US"/>
-        </w:rPr>
-        <w:t>«</w:t>
-      </w:r>
-      <w:r>
-        <w:rPr>
-          <w:rFonts w:ascii="Times New Roman" w:hAnsi="Times New Roman" w:cs="Times New Roman"/>
-          <w:sz w:val="28"/>
-          <w:szCs w:val="28"/>
-          <w:lang w:val="en-US"/>
-        </w:rPr>
-        <w:t>role_id</w:t>
-      </w:r>
-      <w:r>
-        <w:rPr>
-          <w:rFonts w:ascii="Times New Roman" w:hAnsi="Times New Roman" w:cs="Times New Roman"/>
-          <w:sz w:val="28"/>
-          <w:szCs w:val="28"/>
-          <w:lang w:val="en-US"/>
-        </w:rPr>
-        <w:t>»</w:t>
-      </w:r>
-      <w:r>
-        <w:rPr>
-          <w:rFonts w:ascii="Times New Roman" w:hAnsi="Times New Roman" w:cs="Times New Roman"/>
-          <w:sz w:val="28"/>
-          <w:szCs w:val="28"/>
-          <w:lang w:val="en-US"/>
-        </w:rPr>
-        <w:t xml:space="preserve">, </w:t>
-      </w:r>
-      <w:r>
-        <w:rPr>
-          <w:rFonts w:ascii="Times New Roman" w:hAnsi="Times New Roman" w:cs="Times New Roman"/>
-          <w:sz w:val="28"/>
-          <w:szCs w:val="28"/>
-          <w:lang w:val="en-US"/>
-        </w:rPr>
-        <w:t>«</w:t>
-      </w:r>
-      <w:r>
-        <w:rPr>
-          <w:rFonts w:ascii="Times New Roman" w:hAnsi="Times New Roman" w:cs="Times New Roman"/>
-          <w:sz w:val="28"/>
-          <w:szCs w:val="28"/>
-          <w:lang w:val="en-US"/>
-        </w:rPr>
-        <w:t>organizer_id</w:t>
-      </w:r>
-      <w:r>
-        <w:rPr>
-          <w:rFonts w:ascii="Times New Roman" w:hAnsi="Times New Roman" w:cs="Times New Roman"/>
-          <w:sz w:val="28"/>
-          <w:szCs w:val="28"/>
-          <w:lang w:val="en-US"/>
-        </w:rPr>
-        <w:t>»</w:t>
-      </w:r>
-      <w:r>
-        <w:rPr>
-          <w:rFonts w:ascii="Times New Roman" w:hAnsi="Times New Roman" w:cs="Times New Roman"/>
-          <w:sz w:val="28"/>
-          <w:szCs w:val="28"/>
-          <w:lang w:val="en-US"/>
-        </w:rPr>
-        <w:t xml:space="preserve">, </w:t>
-      </w:r>
-      <w:r>
-        <w:rPr>
-          <w:rFonts w:ascii="Times New Roman" w:hAnsi="Times New Roman" w:cs="Times New Roman"/>
-          <w:sz w:val="28"/>
-          <w:szCs w:val="28"/>
-          <w:lang w:val="en-US"/>
-        </w:rPr>
-        <w:t>«</w:t>
-      </w:r>
-      <w:r>
-        <w:rPr>
-          <w:rFonts w:ascii="Times New Roman" w:hAnsi="Times New Roman" w:cs="Times New Roman"/>
-          <w:sz w:val="28"/>
-          <w:szCs w:val="28"/>
-          <w:lang w:val="en-US"/>
-        </w:rPr>
-        <w:t>scenario_id</w:t>
-      </w:r>
-      <w:r>
-        <w:rPr>
-          <w:rFonts w:ascii="Times New Roman" w:hAnsi="Times New Roman" w:cs="Times New Roman"/>
-          <w:sz w:val="28"/>
-          <w:szCs w:val="28"/>
-          <w:lang w:val="en-US"/>
-        </w:rPr>
-        <w:t>»</w:t>
-      </w:r>
-      <w:r>
-        <w:rPr>
-          <w:rFonts w:ascii="Times New Roman" w:hAnsi="Times New Roman" w:cs="Times New Roman"/>
-          <w:sz w:val="28"/>
-          <w:szCs w:val="28"/>
-          <w:lang w:val="en-US"/>
-        </w:rPr>
-        <w:t xml:space="preserve">, </w:t>
-      </w:r>
-      <w:r>
-        <w:rPr>
-          <w:rFonts w:ascii="Times New Roman" w:hAnsi="Times New Roman" w:cs="Times New Roman"/>
-          <w:sz w:val="28"/>
-          <w:szCs w:val="28"/>
-          <w:lang w:val="en-US"/>
-        </w:rPr>
-        <w:t>«</w:t>
-      </w:r>
-      <w:r>
-        <w:rPr>
-          <w:rFonts w:ascii="Times New Roman" w:hAnsi="Times New Roman" w:cs="Times New Roman"/>
-          <w:sz w:val="28"/>
-          <w:szCs w:val="28"/>
-          <w:lang w:val="en-US"/>
-        </w:rPr>
-        <w:t>block_id</w:t>
-      </w:r>
-      <w:r>
-        <w:rPr>
-          <w:rFonts w:ascii="Times New Roman" w:hAnsi="Times New Roman" w:cs="Times New Roman"/>
-          <w:sz w:val="28"/>
-          <w:szCs w:val="28"/>
-          <w:lang w:val="en-US"/>
-        </w:rPr>
-        <w:t>»</w:t>
-      </w:r>
-      <w:r>
-        <w:rPr>
-          <w:rFonts w:ascii="Times New Roman" w:hAnsi="Times New Roman" w:cs="Times New Roman"/>
-          <w:sz w:val="28"/>
-          <w:szCs w:val="28"/>
-          <w:lang w:val="en-US"/>
-        </w:rPr>
-        <w:t xml:space="preserve">, </w:t>
-      </w:r>
-      <w:r>
-        <w:rPr>
-          <w:rFonts w:ascii="Times New Roman" w:hAnsi="Times New Roman" w:cs="Times New Roman"/>
-          <w:sz w:val="28"/>
-          <w:szCs w:val="28"/>
-          <w:lang w:val="en-US"/>
-        </w:rPr>
-        <w:t>«</w:t>
-      </w:r>
-      <w:r>
-        <w:rPr>
-          <w:rFonts w:ascii="Times New Roman" w:hAnsi="Times New Roman" w:cs="Times New Roman"/>
-          <w:sz w:val="28"/>
-          <w:szCs w:val="28"/>
-          <w:lang w:val="en-US"/>
-        </w:rPr>
-        <w:t>activity_type_id</w:t>
-      </w:r>
-      <w:r>
-        <w:rPr>
-          <w:rFonts w:ascii="Times New Roman" w:hAnsi="Times New Roman" w:cs="Times New Roman"/>
-          <w:sz w:val="28"/>
-          <w:szCs w:val="28"/>
-          <w:lang w:val="en-US"/>
-        </w:rPr>
-        <w:t>»</w:t>
-      </w:r>
-      <w:r>
-        <w:rPr>
-          <w:rFonts w:ascii="Times New Roman" w:hAnsi="Times New Roman" w:cs="Times New Roman"/>
-          <w:sz w:val="28"/>
-          <w:szCs w:val="28"/>
-          <w:lang w:val="en-US"/>
-        </w:rPr>
-        <w:t xml:space="preserve">, </w:t>
+        <w:t xml:space="preserve">«user_id», «role_id», «organizer_id», «scenario_id», «block_id», «activity_type_id», </w:t>
       </w:r>
       <w:r>
         <w:rPr>
@@ -11972,14 +11670,7 @@
           <w:sz w:val="28"/>
           <w:szCs w:val="28"/>
         </w:rPr>
-        <w:t>Значимые</w:t>
-      </w:r>
-      <w:r>
-        <w:rPr>
-          <w:sz w:val="28"/>
-          <w:szCs w:val="28"/>
-        </w:rPr>
-        <w:t xml:space="preserve"> неключевые атрибуты:</w:t>
+        <w:t>Значимые неключевые атрибуты:</w:t>
       </w:r>
     </w:p>
     <w:p>
@@ -13052,25 +12743,24 @@
           <w:rFonts w:ascii="Times New Roman" w:hAnsi="Times New Roman" w:cs="Times New Roman"/>
           <w:sz w:val="28"/>
           <w:szCs w:val="28"/>
+        </w:rPr>
+        <w:t>-</w:t>
+      </w:r>
+      <w:r>
+        <w:rPr>
+          <w:rFonts w:ascii="Times New Roman" w:hAnsi="Times New Roman" w:cs="Times New Roman"/>
+          <w:sz w:val="28"/>
+          <w:szCs w:val="28"/>
+        </w:rPr>
+        <w:t xml:space="preserve"> </w:t>
+      </w:r>
+      <w:r>
+        <w:rPr>
+          <w:rFonts w:ascii="Times New Roman" w:hAnsi="Times New Roman" w:cs="Times New Roman"/>
+          <w:sz w:val="28"/>
+          <w:szCs w:val="28"/>
           <w:lang w:val="en-US"/>
         </w:rPr>
-        <w:t>-</w:t>
-      </w:r>
-      <w:r>
-        <w:rPr>
-          <w:rFonts w:ascii="Times New Roman" w:hAnsi="Times New Roman" w:cs="Times New Roman"/>
-          <w:sz w:val="28"/>
-          <w:szCs w:val="28"/>
-        </w:rPr>
-        <w:t xml:space="preserve"> </w:t>
-      </w:r>
-      <w:r>
-        <w:rPr>
-          <w:rFonts w:ascii="Times New Roman" w:hAnsi="Times New Roman" w:cs="Times New Roman"/>
-          <w:sz w:val="28"/>
-          <w:szCs w:val="28"/>
-          <w:lang w:val="en-US"/>
-        </w:rPr>
         <w:t>U</w:t>
       </w:r>
       <w:r>
@@ -13087,23 +12777,7 @@
           <w:sz w:val="28"/>
           <w:szCs w:val="28"/>
         </w:rPr>
-        <w:t>(1:N)</w:t>
-      </w:r>
-      <w:r>
-        <w:rPr>
-          <w:rFonts w:ascii="Times New Roman" w:hAnsi="Times New Roman" w:cs="Times New Roman"/>
-          <w:sz w:val="28"/>
-          <w:szCs w:val="28"/>
-        </w:rPr>
-        <w:t>. </w:t>
-      </w:r>
-      <w:r>
-        <w:rPr>
-          <w:rFonts w:ascii="Times New Roman" w:hAnsi="Times New Roman" w:cs="Times New Roman"/>
-          <w:sz w:val="28"/>
-          <w:szCs w:val="28"/>
-        </w:rPr>
-        <w:t>Одна роль может быть назначена многим пользователям</w:t>
+        <w:t>(1:N). Одна роль может быть назначена многим пользователям</w:t>
       </w:r>
       <w:r>
         <w:rPr>
@@ -13194,23 +12868,7 @@
           <w:sz w:val="28"/>
           <w:szCs w:val="28"/>
         </w:rPr>
-        <w:t>(1:1</w:t>
-      </w:r>
-      <w:r>
-        <w:rPr>
-          <w:rFonts w:ascii="Times New Roman" w:hAnsi="Times New Roman" w:cs="Times New Roman"/>
-          <w:sz w:val="28"/>
-          <w:szCs w:val="28"/>
-        </w:rPr>
-        <w:t xml:space="preserve">). </w:t>
-      </w:r>
-      <w:r>
-        <w:rPr>
-          <w:rFonts w:ascii="Times New Roman" w:hAnsi="Times New Roman" w:cs="Times New Roman"/>
-          <w:sz w:val="28"/>
-          <w:szCs w:val="28"/>
-        </w:rPr>
-        <w:t>Профиль организатора создается только для пользователей соответствующей роли</w:t>
+        <w:t>(1:1). Профиль организатора создается только для пользователей соответствующей роли</w:t>
       </w:r>
       <w:r>
         <w:rPr>
@@ -13301,23 +12959,7 @@
           <w:sz w:val="28"/>
           <w:szCs w:val="28"/>
         </w:rPr>
-        <w:t xml:space="preserve"> (1:N)</w:t>
-      </w:r>
-      <w:r>
-        <w:rPr>
-          <w:rFonts w:ascii="Times New Roman" w:hAnsi="Times New Roman" w:cs="Times New Roman"/>
-          <w:sz w:val="28"/>
-          <w:szCs w:val="28"/>
-        </w:rPr>
-        <w:t xml:space="preserve">. </w:t>
-      </w:r>
-      <w:r>
-        <w:rPr>
-          <w:rFonts w:ascii="Times New Roman" w:hAnsi="Times New Roman" w:cs="Times New Roman"/>
-          <w:sz w:val="28"/>
-          <w:szCs w:val="28"/>
-        </w:rPr>
-        <w:t>Один организатор публикует множество сценариев</w:t>
+        <w:t xml:space="preserve"> (1:N). Один организатор публикует множество сценариев</w:t>
       </w:r>
       <w:r>
         <w:rPr>
@@ -13481,7 +13123,6 @@
           <w:rFonts w:ascii="Times New Roman" w:hAnsi="Times New Roman" w:cs="Times New Roman"/>
           <w:sz w:val="28"/>
           <w:szCs w:val="28"/>
-          <w:lang w:val="en-US"/>
         </w:rPr>
         <w:t>-</w:t>
       </w:r>
@@ -14475,39 +14116,7 @@
           <w:sz w:val="28"/>
           <w:szCs w:val="28"/>
         </w:rPr>
-        <w:t xml:space="preserve">При переходе к логической модели связь декомпозируется на две связи </w:t>
-      </w:r>
-      <w:r>
-        <w:rPr>
-          <w:rFonts w:ascii="Times New Roman" w:hAnsi="Times New Roman" w:cs="Times New Roman"/>
-          <w:sz w:val="28"/>
-          <w:szCs w:val="28"/>
-        </w:rPr>
-        <w:t>(</w:t>
-      </w:r>
-      <w:r>
-        <w:rPr>
-          <w:rFonts w:ascii="Times New Roman" w:hAnsi="Times New Roman" w:cs="Times New Roman"/>
-          <w:sz w:val="28"/>
-          <w:szCs w:val="28"/>
-        </w:rPr>
-        <w:t>1:N</w:t>
-      </w:r>
-      <w:r>
-        <w:rPr>
-          <w:rFonts w:ascii="Times New Roman" w:hAnsi="Times New Roman" w:cs="Times New Roman"/>
-          <w:sz w:val="28"/>
-          <w:szCs w:val="28"/>
-        </w:rPr>
-        <w:t>)</w:t>
-      </w:r>
-      <w:r>
-        <w:rPr>
-          <w:rFonts w:ascii="Times New Roman" w:hAnsi="Times New Roman" w:cs="Times New Roman"/>
-          <w:sz w:val="28"/>
-          <w:szCs w:val="28"/>
-        </w:rPr>
-        <w:t xml:space="preserve"> через ассоциативную сущность </w:t>
+        <w:t xml:space="preserve">При переходе к логической модели связь декомпозируется на две связи (1:N) через ассоциативную сущность </w:t>
       </w:r>
       <w:r>
         <w:rPr>
@@ -14710,10 +14319,10 @@
         </w:rPr>
         <w:lastRenderedPageBreak/>
         <w:drawing>
-          <wp:inline distT="0" distB="0" distL="0" distR="0" wp14:anchorId="6313B6D4" wp14:editId="01C60B71">
-            <wp:extent cx="6274690" cy="4953000"/>
+          <wp:inline distT="0" distB="0" distL="0" distR="0" wp14:anchorId="0029DD44" wp14:editId="49F5E535">
+            <wp:extent cx="6308066" cy="5000625"/>
             <wp:effectExtent l="0" t="0" r="0" b="0"/>
-            <wp:docPr id="19" name="Рисунок 19"/>
+            <wp:docPr id="17" name="Рисунок 17"/>
             <wp:cNvGraphicFramePr>
               <a:graphicFrameLocks xmlns:a="http://schemas.openxmlformats.org/drawingml/2006/main" noChangeAspect="1"/>
             </wp:cNvGraphicFramePr>
@@ -14721,7 +14330,7 @@
               <a:graphicData uri="http://schemas.openxmlformats.org/drawingml/2006/picture">
                 <pic:pic xmlns:pic="http://schemas.openxmlformats.org/drawingml/2006/picture">
                   <pic:nvPicPr>
-                    <pic:cNvPr id="0" name="Picture 2"/>
+                    <pic:cNvPr id="0" name="Picture 1"/>
                     <pic:cNvPicPr>
                       <a:picLocks noChangeAspect="1" noChangeArrowheads="1"/>
                     </pic:cNvPicPr>
@@ -14734,13 +14343,13 @@
                         </a:ext>
                       </a:extLst>
                     </a:blip>
-                    <a:srcRect r="25750"/>
+                    <a:srcRect r="26066"/>
                     <a:stretch/>
                   </pic:blipFill>
                   <pic:spPr bwMode="auto">
                     <a:xfrm>
                       <a:off x="0" y="0"/>
-                      <a:ext cx="6280866" cy="4957875"/>
+                      <a:ext cx="6314660" cy="5005852"/>
                     </a:xfrm>
                     <a:prstGeom prst="rect">
                       <a:avLst/>
@@ -14795,6 +14404,87 @@
     </w:p>
     <w:p>
       <w:pPr>
+        <w:pStyle w:val="ab"/>
+        <w:numPr>
+          <w:ilvl w:val="1"/>
+          <w:numId w:val="14"/>
+        </w:numPr>
+        <w:suppressAutoHyphens/>
+        <w:spacing w:after="0" w:line="360" w:lineRule="auto"/>
+        <w:jc w:val="both"/>
+        <w:rPr>
+          <w:rFonts w:ascii="Times New Roman" w:hAnsi="Times New Roman" w:cs="Times New Roman"/>
+          <w:sz w:val="28"/>
+          <w:szCs w:val="28"/>
+        </w:rPr>
+      </w:pPr>
+      <w:r>
+        <w:rPr>
+          <w:rFonts w:ascii="Times New Roman" w:hAnsi="Times New Roman" w:cs="Times New Roman"/>
+          <w:sz w:val="28"/>
+          <w:szCs w:val="28"/>
+        </w:rPr>
+        <w:t>Проектирование</w:t>
+      </w:r>
+      <w:r>
+        <w:rPr>
+          <w:rFonts w:ascii="Times New Roman" w:hAnsi="Times New Roman" w:cs="Times New Roman"/>
+          <w:sz w:val="28"/>
+          <w:szCs w:val="28"/>
+        </w:rPr>
+        <w:t> </w:t>
+      </w:r>
+      <w:r>
+        <w:rPr>
+          <w:rFonts w:ascii="Times New Roman" w:hAnsi="Times New Roman" w:cs="Times New Roman"/>
+          <w:sz w:val="28"/>
+          <w:szCs w:val="28"/>
+        </w:rPr>
+        <w:t>логической</w:t>
+      </w:r>
+      <w:r>
+        <w:rPr>
+          <w:rFonts w:ascii="Times New Roman" w:hAnsi="Times New Roman" w:cs="Times New Roman"/>
+          <w:sz w:val="28"/>
+          <w:szCs w:val="28"/>
+        </w:rPr>
+        <w:t> </w:t>
+      </w:r>
+      <w:r>
+        <w:rPr>
+          <w:rFonts w:ascii="Times New Roman" w:hAnsi="Times New Roman" w:cs="Times New Roman"/>
+          <w:sz w:val="28"/>
+          <w:szCs w:val="28"/>
+        </w:rPr>
+        <w:t>модели</w:t>
+      </w:r>
+      <w:r>
+        <w:rPr>
+          <w:rFonts w:ascii="Times New Roman" w:hAnsi="Times New Roman" w:cs="Times New Roman"/>
+          <w:sz w:val="28"/>
+          <w:szCs w:val="28"/>
+        </w:rPr>
+        <w:t> </w:t>
+      </w:r>
+      <w:r>
+        <w:rPr>
+          <w:rFonts w:ascii="Times New Roman" w:hAnsi="Times New Roman" w:cs="Times New Roman"/>
+          <w:sz w:val="28"/>
+          <w:szCs w:val="28"/>
+        </w:rPr>
+        <w:t>данных</w:t>
+      </w:r>
+      <w:r>
+        <w:rPr>
+          <w:rFonts w:ascii="Times New Roman" w:hAnsi="Times New Roman" w:cs="Times New Roman"/>
+          <w:sz w:val="28"/>
+          <w:szCs w:val="28"/>
+        </w:rPr>
+        <w:br/>
+      </w:r>
+    </w:p>
+    <w:p>
+      <w:pPr>
         <w:suppressAutoHyphens/>
         <w:spacing w:line="360" w:lineRule="auto"/>
         <w:ind w:left="-284" w:firstLine="426"/>
@@ -14804,6 +14494,27 @@
           <w:szCs w:val="28"/>
         </w:rPr>
       </w:pPr>
+      <w:r>
+        <w:rPr>
+          <w:sz w:val="28"/>
+          <w:szCs w:val="28"/>
+        </w:rPr>
+        <w:t>Логическая модель данных</w:t>
+      </w:r>
+      <w:r>
+        <w:rPr>
+          <w:sz w:val="28"/>
+          <w:szCs w:val="28"/>
+        </w:rPr>
+        <w:t xml:space="preserve"> на рисунке 3</w:t>
+      </w:r>
+      <w:r>
+        <w:rPr>
+          <w:sz w:val="28"/>
+          <w:szCs w:val="28"/>
+        </w:rPr>
+        <w:t xml:space="preserve"> разработана как следующий этап после концептуального ER-проектирования и предназначена для подготовки структуры хранения данных к реализации в реляционной СУБД PostgreSQL.</w:t>
+      </w:r>
     </w:p>
     <w:p>
       <w:pPr>
@@ -14816,6 +14527,1370 @@
           <w:szCs w:val="28"/>
         </w:rPr>
       </w:pPr>
+      <w:r>
+        <w:rPr>
+          <w:sz w:val="28"/>
+          <w:szCs w:val="28"/>
+        </w:rPr>
+        <w:t>Если в концептуальной модели фиксировались бизнес-сущности и их смысловые связи, то на логическом уровне определяются конкретные таблицы, ключевые поля, внешние ключи, ограничения целостности и правила устранения избыточности.</w:t>
+      </w:r>
+    </w:p>
+    <w:p>
+      <w:pPr>
+        <w:pStyle w:val="ab"/>
+        <w:numPr>
+          <w:ilvl w:val="2"/>
+          <w:numId w:val="14"/>
+        </w:numPr>
+        <w:suppressAutoHyphens/>
+        <w:spacing w:line="360" w:lineRule="auto"/>
+        <w:jc w:val="both"/>
+        <w:rPr>
+          <w:rFonts w:ascii="Times New Roman" w:hAnsi="Times New Roman" w:cs="Times New Roman"/>
+          <w:sz w:val="28"/>
+          <w:szCs w:val="28"/>
+        </w:rPr>
+      </w:pPr>
+      <w:r>
+        <w:rPr>
+          <w:rFonts w:ascii="Times New Roman" w:hAnsi="Times New Roman" w:cs="Times New Roman"/>
+          <w:sz w:val="28"/>
+          <w:szCs w:val="28"/>
+        </w:rPr>
+        <w:t>Принципы преобразования концептуальной модели в логическую</w:t>
+      </w:r>
+    </w:p>
+    <w:p>
+      <w:pPr>
+        <w:suppressAutoHyphens/>
+        <w:spacing w:line="360" w:lineRule="auto"/>
+        <w:ind w:left="450"/>
+        <w:jc w:val="both"/>
+        <w:rPr>
+          <w:sz w:val="28"/>
+          <w:szCs w:val="28"/>
+        </w:rPr>
+      </w:pPr>
+    </w:p>
+    <w:p>
+      <w:pPr>
+        <w:suppressAutoHyphens/>
+        <w:spacing w:line="360" w:lineRule="auto"/>
+        <w:ind w:left="-284" w:firstLine="709"/>
+        <w:jc w:val="both"/>
+        <w:rPr>
+          <w:sz w:val="28"/>
+          <w:szCs w:val="28"/>
+        </w:rPr>
+      </w:pPr>
+      <w:r>
+        <w:rPr>
+          <w:sz w:val="28"/>
+          <w:szCs w:val="28"/>
+        </w:rPr>
+        <w:lastRenderedPageBreak/>
+        <w:t>Каждой ключевой сущности концептуальной модели соответствует отдельная таблица реляционной схемы.</w:t>
+      </w:r>
+    </w:p>
+    <w:p>
+      <w:pPr>
+        <w:suppressAutoHyphens/>
+        <w:spacing w:line="360" w:lineRule="auto"/>
+        <w:ind w:left="-284" w:firstLine="709"/>
+        <w:jc w:val="both"/>
+        <w:rPr>
+          <w:sz w:val="28"/>
+          <w:szCs w:val="28"/>
+        </w:rPr>
+      </w:pPr>
+      <w:r>
+        <w:rPr>
+          <w:sz w:val="28"/>
+          <w:szCs w:val="28"/>
+        </w:rPr>
+        <w:t>Связи многие-ко-многим, выявленные на концептуальном уровне, декомпозируются на две связи один-ко-многим через ассоциативные таблицы.</w:t>
+      </w:r>
+    </w:p>
+    <w:p>
+      <w:pPr>
+        <w:suppressAutoHyphens/>
+        <w:spacing w:line="360" w:lineRule="auto"/>
+        <w:ind w:left="-284" w:firstLine="709"/>
+        <w:jc w:val="both"/>
+        <w:rPr>
+          <w:sz w:val="28"/>
+          <w:szCs w:val="28"/>
+        </w:rPr>
+      </w:pPr>
+      <w:r>
+        <w:rPr>
+          <w:sz w:val="28"/>
+          <w:szCs w:val="28"/>
+        </w:rPr>
+        <w:t>Ролевая модель доступа реализуется через справочник ролей и внешний ключ в таблице пользователей.</w:t>
+      </w:r>
+    </w:p>
+    <w:p>
+      <w:pPr>
+        <w:suppressAutoHyphens/>
+        <w:spacing w:line="360" w:lineRule="auto"/>
+        <w:ind w:left="-284" w:firstLine="709"/>
+        <w:jc w:val="both"/>
+        <w:rPr>
+          <w:sz w:val="28"/>
+          <w:szCs w:val="28"/>
+        </w:rPr>
+      </w:pPr>
+      <w:r>
+        <w:rPr>
+          <w:sz w:val="28"/>
+          <w:szCs w:val="28"/>
+        </w:rPr>
+        <w:t>Бизнес-ограничения предметной области переносятся в ограничения целостности (уникальность, диапазоны допустимых значений, обязательность ссылок).</w:t>
+      </w:r>
+    </w:p>
+    <w:p>
+      <w:pPr>
+        <w:pStyle w:val="ab"/>
+        <w:numPr>
+          <w:ilvl w:val="2"/>
+          <w:numId w:val="14"/>
+        </w:numPr>
+        <w:suppressAutoHyphens/>
+        <w:spacing w:after="0" w:line="360" w:lineRule="auto"/>
+        <w:ind w:left="-284" w:firstLine="709"/>
+        <w:jc w:val="both"/>
+        <w:rPr>
+          <w:rFonts w:ascii="Times New Roman" w:hAnsi="Times New Roman" w:cs="Times New Roman"/>
+          <w:sz w:val="28"/>
+          <w:szCs w:val="28"/>
+        </w:rPr>
+      </w:pPr>
+      <w:r>
+        <w:rPr>
+          <w:rFonts w:ascii="Times New Roman" w:hAnsi="Times New Roman" w:cs="Times New Roman"/>
+          <w:sz w:val="28"/>
+          <w:szCs w:val="28"/>
+        </w:rPr>
+        <w:t>Структурная организация логической модели</w:t>
+      </w:r>
+    </w:p>
+    <w:p>
+      <w:pPr>
+        <w:suppressAutoHyphens/>
+        <w:spacing w:line="360" w:lineRule="auto"/>
+        <w:ind w:left="-284" w:firstLine="709"/>
+        <w:jc w:val="both"/>
+        <w:rPr>
+          <w:sz w:val="28"/>
+          <w:szCs w:val="28"/>
+        </w:rPr>
+      </w:pPr>
+      <w:r>
+        <w:rPr>
+          <w:sz w:val="28"/>
+          <w:szCs w:val="28"/>
+        </w:rPr>
+        <w:t xml:space="preserve">Логическая схема включает несколько функциональных </w:t>
+      </w:r>
+      <w:r>
+        <w:rPr>
+          <w:sz w:val="28"/>
+          <w:szCs w:val="28"/>
+        </w:rPr>
+        <w:t>групп</w:t>
+      </w:r>
+      <w:r>
+        <w:rPr>
+          <w:sz w:val="28"/>
+          <w:szCs w:val="28"/>
+        </w:rPr>
+        <w:t>.</w:t>
+      </w:r>
+    </w:p>
+    <w:p>
+      <w:pPr>
+        <w:pStyle w:val="ab"/>
+        <w:numPr>
+          <w:ilvl w:val="0"/>
+          <w:numId w:val="35"/>
+        </w:numPr>
+        <w:suppressAutoHyphens/>
+        <w:spacing w:after="0" w:line="360" w:lineRule="auto"/>
+        <w:ind w:left="-284" w:firstLine="709"/>
+        <w:jc w:val="both"/>
+        <w:rPr>
+          <w:rFonts w:ascii="Times New Roman" w:hAnsi="Times New Roman" w:cs="Times New Roman"/>
+          <w:sz w:val="28"/>
+          <w:szCs w:val="28"/>
+        </w:rPr>
+      </w:pPr>
+      <w:r>
+        <w:rPr>
+          <w:rFonts w:ascii="Times New Roman" w:hAnsi="Times New Roman" w:cs="Times New Roman"/>
+          <w:sz w:val="28"/>
+          <w:szCs w:val="28"/>
+        </w:rPr>
+        <w:t>Группа</w:t>
+      </w:r>
+      <w:r>
+        <w:rPr>
+          <w:rFonts w:ascii="Times New Roman" w:hAnsi="Times New Roman" w:cs="Times New Roman"/>
+          <w:sz w:val="28"/>
+          <w:szCs w:val="28"/>
+        </w:rPr>
+        <w:t xml:space="preserve"> учетных записей и ролей</w:t>
+      </w:r>
+    </w:p>
+    <w:p>
+      <w:pPr>
+        <w:pStyle w:val="ab"/>
+        <w:numPr>
+          <w:ilvl w:val="0"/>
+          <w:numId w:val="36"/>
+        </w:numPr>
+        <w:suppressAutoHyphens/>
+        <w:spacing w:after="0" w:line="360" w:lineRule="auto"/>
+        <w:ind w:left="-284" w:firstLine="709"/>
+        <w:jc w:val="both"/>
+        <w:rPr>
+          <w:rFonts w:ascii="Times New Roman" w:hAnsi="Times New Roman" w:cs="Times New Roman"/>
+          <w:sz w:val="28"/>
+          <w:szCs w:val="28"/>
+          <w:lang w:val="en-US"/>
+        </w:rPr>
+      </w:pPr>
+      <w:r>
+        <w:rPr>
+          <w:rFonts w:ascii="Times New Roman" w:hAnsi="Times New Roman" w:cs="Times New Roman"/>
+          <w:sz w:val="28"/>
+          <w:szCs w:val="28"/>
+        </w:rPr>
+        <w:t>Содержит</w:t>
+      </w:r>
+      <w:r>
+        <w:rPr>
+          <w:rFonts w:ascii="Times New Roman" w:hAnsi="Times New Roman" w:cs="Times New Roman"/>
+          <w:sz w:val="28"/>
+          <w:szCs w:val="28"/>
+          <w:lang w:val="en-US"/>
+        </w:rPr>
+        <w:t xml:space="preserve"> </w:t>
+      </w:r>
+      <w:r>
+        <w:rPr>
+          <w:rFonts w:ascii="Times New Roman" w:hAnsi="Times New Roman" w:cs="Times New Roman"/>
+          <w:sz w:val="28"/>
+          <w:szCs w:val="28"/>
+        </w:rPr>
+        <w:t>таблицы</w:t>
+      </w:r>
+      <w:r>
+        <w:rPr>
+          <w:rFonts w:ascii="Times New Roman" w:hAnsi="Times New Roman" w:cs="Times New Roman"/>
+          <w:sz w:val="28"/>
+          <w:szCs w:val="28"/>
+          <w:lang w:val="en-US"/>
+        </w:rPr>
+        <w:t xml:space="preserve"> role, user, organizer_profile.</w:t>
+      </w:r>
+    </w:p>
+    <w:p>
+      <w:pPr>
+        <w:pStyle w:val="ab"/>
+        <w:numPr>
+          <w:ilvl w:val="0"/>
+          <w:numId w:val="36"/>
+        </w:numPr>
+        <w:suppressAutoHyphens/>
+        <w:spacing w:after="0" w:line="360" w:lineRule="auto"/>
+        <w:ind w:left="-284" w:firstLine="709"/>
+        <w:jc w:val="both"/>
+        <w:rPr>
+          <w:rFonts w:ascii="Times New Roman" w:hAnsi="Times New Roman" w:cs="Times New Roman"/>
+          <w:sz w:val="28"/>
+          <w:szCs w:val="28"/>
+        </w:rPr>
+      </w:pPr>
+      <w:r>
+        <w:rPr>
+          <w:rFonts w:ascii="Times New Roman" w:hAnsi="Times New Roman" w:cs="Times New Roman"/>
+          <w:sz w:val="28"/>
+          <w:szCs w:val="28"/>
+        </w:rPr>
+        <w:t>Данн</w:t>
+      </w:r>
+      <w:r>
+        <w:rPr>
+          <w:rFonts w:ascii="Times New Roman" w:hAnsi="Times New Roman" w:cs="Times New Roman"/>
+          <w:sz w:val="28"/>
+          <w:szCs w:val="28"/>
+        </w:rPr>
+        <w:t xml:space="preserve">ая группа </w:t>
+      </w:r>
+      <w:r>
+        <w:rPr>
+          <w:rFonts w:ascii="Times New Roman" w:hAnsi="Times New Roman" w:cs="Times New Roman"/>
+          <w:sz w:val="28"/>
+          <w:szCs w:val="28"/>
+        </w:rPr>
+        <w:t>реализует аутентификацию, разграничение прав и хранение расширенных данных организатора.</w:t>
+      </w:r>
+    </w:p>
+    <w:p>
+      <w:pPr>
+        <w:pStyle w:val="ab"/>
+        <w:numPr>
+          <w:ilvl w:val="0"/>
+          <w:numId w:val="36"/>
+        </w:numPr>
+        <w:suppressAutoHyphens/>
+        <w:spacing w:after="0" w:line="360" w:lineRule="auto"/>
+        <w:ind w:left="-284" w:firstLine="709"/>
+        <w:jc w:val="both"/>
+        <w:rPr>
+          <w:rFonts w:ascii="Times New Roman" w:hAnsi="Times New Roman" w:cs="Times New Roman"/>
+          <w:sz w:val="28"/>
+          <w:szCs w:val="28"/>
+        </w:rPr>
+      </w:pPr>
+      <w:r>
+        <w:rPr>
+          <w:rFonts w:ascii="Times New Roman" w:hAnsi="Times New Roman" w:cs="Times New Roman"/>
+          <w:sz w:val="28"/>
+          <w:szCs w:val="28"/>
+        </w:rPr>
+        <w:t xml:space="preserve">Связь между user и organizer_profile реализована в стандартном виде: отдельный первичный ключ профиля и отдельный внешний ключ user_id с ограничением уникальности, что сохраняет семантику «один пользователь </w:t>
+      </w:r>
+      <w:r>
+        <w:rPr>
+          <w:rFonts w:ascii="Times New Roman" w:hAnsi="Times New Roman" w:cs="Times New Roman"/>
+          <w:sz w:val="28"/>
+          <w:szCs w:val="28"/>
+        </w:rPr>
+        <w:t>-</w:t>
+      </w:r>
+      <w:r>
+        <w:rPr>
+          <w:rFonts w:ascii="Times New Roman" w:hAnsi="Times New Roman" w:cs="Times New Roman"/>
+          <w:sz w:val="28"/>
+          <w:szCs w:val="28"/>
+        </w:rPr>
+        <w:t xml:space="preserve"> один профиль организатора».</w:t>
+      </w:r>
+    </w:p>
+    <w:p>
+      <w:pPr>
+        <w:pStyle w:val="ab"/>
+        <w:numPr>
+          <w:ilvl w:val="0"/>
+          <w:numId w:val="35"/>
+        </w:numPr>
+        <w:suppressAutoHyphens/>
+        <w:spacing w:after="0" w:line="360" w:lineRule="auto"/>
+        <w:ind w:left="-284" w:firstLine="709"/>
+        <w:jc w:val="both"/>
+        <w:rPr>
+          <w:rFonts w:ascii="Times New Roman" w:hAnsi="Times New Roman" w:cs="Times New Roman"/>
+          <w:sz w:val="28"/>
+          <w:szCs w:val="28"/>
+        </w:rPr>
+      </w:pPr>
+      <w:r>
+        <w:rPr>
+          <w:rFonts w:ascii="Times New Roman" w:hAnsi="Times New Roman" w:cs="Times New Roman"/>
+          <w:sz w:val="28"/>
+          <w:szCs w:val="28"/>
+        </w:rPr>
+        <w:t xml:space="preserve"> Группа сценариев и структурного контента</w:t>
+      </w:r>
+    </w:p>
+    <w:p>
+      <w:pPr>
+        <w:pStyle w:val="ab"/>
+        <w:numPr>
+          <w:ilvl w:val="0"/>
+          <w:numId w:val="37"/>
+        </w:numPr>
+        <w:suppressAutoHyphens/>
+        <w:spacing w:line="360" w:lineRule="auto"/>
+        <w:ind w:left="-284" w:firstLine="710"/>
+        <w:jc w:val="both"/>
+        <w:rPr>
+          <w:rFonts w:ascii="Times New Roman" w:hAnsi="Times New Roman" w:cs="Times New Roman"/>
+          <w:sz w:val="28"/>
+          <w:szCs w:val="28"/>
+          <w:lang w:val="en-US"/>
+        </w:rPr>
+      </w:pPr>
+      <w:r>
+        <w:rPr>
+          <w:rFonts w:ascii="Times New Roman" w:hAnsi="Times New Roman" w:cs="Times New Roman"/>
+          <w:sz w:val="28"/>
+          <w:szCs w:val="28"/>
+        </w:rPr>
+        <w:t>Содержит</w:t>
+      </w:r>
+      <w:r>
+        <w:rPr>
+          <w:rFonts w:ascii="Times New Roman" w:hAnsi="Times New Roman" w:cs="Times New Roman"/>
+          <w:sz w:val="28"/>
+          <w:szCs w:val="28"/>
+          <w:lang w:val="en-US"/>
+        </w:rPr>
+        <w:t xml:space="preserve"> </w:t>
+      </w:r>
+      <w:r>
+        <w:rPr>
+          <w:rFonts w:ascii="Times New Roman" w:hAnsi="Times New Roman" w:cs="Times New Roman"/>
+          <w:sz w:val="28"/>
+          <w:szCs w:val="28"/>
+        </w:rPr>
+        <w:t>таблицы</w:t>
+      </w:r>
+      <w:r>
+        <w:rPr>
+          <w:rFonts w:ascii="Times New Roman" w:hAnsi="Times New Roman" w:cs="Times New Roman"/>
+          <w:sz w:val="28"/>
+          <w:szCs w:val="28"/>
+          <w:lang w:val="en-US"/>
+        </w:rPr>
+        <w:t xml:space="preserve"> scenario, scenario_blocks, scenario_media.</w:t>
+      </w:r>
+    </w:p>
+    <w:p>
+      <w:pPr>
+        <w:pStyle w:val="ab"/>
+        <w:numPr>
+          <w:ilvl w:val="0"/>
+          <w:numId w:val="37"/>
+        </w:numPr>
+        <w:suppressAutoHyphens/>
+        <w:spacing w:line="360" w:lineRule="auto"/>
+        <w:ind w:left="-284" w:firstLine="710"/>
+        <w:jc w:val="both"/>
+        <w:rPr>
+          <w:rFonts w:ascii="Times New Roman" w:hAnsi="Times New Roman" w:cs="Times New Roman"/>
+          <w:sz w:val="28"/>
+          <w:szCs w:val="28"/>
+        </w:rPr>
+      </w:pPr>
+      <w:r>
+        <w:rPr>
+          <w:rFonts w:ascii="Times New Roman" w:hAnsi="Times New Roman" w:cs="Times New Roman"/>
+          <w:sz w:val="28"/>
+          <w:szCs w:val="28"/>
+        </w:rPr>
+        <w:t>В не</w:t>
+      </w:r>
+      <w:r>
+        <w:rPr>
+          <w:rFonts w:ascii="Times New Roman" w:hAnsi="Times New Roman" w:cs="Times New Roman"/>
+          <w:sz w:val="28"/>
+          <w:szCs w:val="28"/>
+        </w:rPr>
+        <w:t>й</w:t>
+      </w:r>
+      <w:r>
+        <w:rPr>
+          <w:rFonts w:ascii="Times New Roman" w:hAnsi="Times New Roman" w:cs="Times New Roman"/>
+          <w:sz w:val="28"/>
+          <w:szCs w:val="28"/>
+        </w:rPr>
+        <w:t xml:space="preserve"> фиксируется основная бизнес-единица системы </w:t>
+      </w:r>
+      <w:r>
+        <w:rPr>
+          <w:rFonts w:ascii="Times New Roman" w:hAnsi="Times New Roman" w:cs="Times New Roman"/>
+          <w:sz w:val="28"/>
+          <w:szCs w:val="28"/>
+        </w:rPr>
+        <w:t>-</w:t>
+      </w:r>
+      <w:r>
+        <w:rPr>
+          <w:rFonts w:ascii="Times New Roman" w:hAnsi="Times New Roman" w:cs="Times New Roman"/>
+          <w:sz w:val="28"/>
+          <w:szCs w:val="28"/>
+        </w:rPr>
+        <w:t xml:space="preserve"> сценарий, его модульная структура, а также медиаматериалы, подтверждающие фактическое применение сценария.</w:t>
+      </w:r>
+    </w:p>
+    <w:p>
+      <w:pPr>
+        <w:pStyle w:val="ab"/>
+        <w:numPr>
+          <w:ilvl w:val="0"/>
+          <w:numId w:val="35"/>
+        </w:numPr>
+        <w:suppressAutoHyphens/>
+        <w:spacing w:after="0" w:line="360" w:lineRule="auto"/>
+        <w:ind w:left="-284" w:firstLine="709"/>
+        <w:jc w:val="both"/>
+        <w:rPr>
+          <w:rFonts w:ascii="Times New Roman" w:hAnsi="Times New Roman" w:cs="Times New Roman"/>
+          <w:sz w:val="28"/>
+          <w:szCs w:val="28"/>
+        </w:rPr>
+      </w:pPr>
+      <w:r>
+        <w:rPr>
+          <w:rFonts w:ascii="Times New Roman" w:hAnsi="Times New Roman" w:cs="Times New Roman"/>
+          <w:sz w:val="28"/>
+          <w:szCs w:val="28"/>
+        </w:rPr>
+        <w:t xml:space="preserve"> Группа классификаторов и параметризации поиска</w:t>
+      </w:r>
+    </w:p>
+    <w:p>
+      <w:pPr>
+        <w:pStyle w:val="ab"/>
+        <w:numPr>
+          <w:ilvl w:val="0"/>
+          <w:numId w:val="38"/>
+        </w:numPr>
+        <w:suppressAutoHyphens/>
+        <w:spacing w:line="360" w:lineRule="auto"/>
+        <w:ind w:left="-284" w:firstLine="710"/>
+        <w:jc w:val="both"/>
+        <w:rPr>
+          <w:rFonts w:ascii="Times New Roman" w:hAnsi="Times New Roman" w:cs="Times New Roman"/>
+          <w:sz w:val="28"/>
+          <w:szCs w:val="28"/>
+          <w:lang w:val="en-US"/>
+        </w:rPr>
+      </w:pPr>
+      <w:r>
+        <w:rPr>
+          <w:rFonts w:ascii="Times New Roman" w:hAnsi="Times New Roman" w:cs="Times New Roman"/>
+          <w:sz w:val="28"/>
+          <w:szCs w:val="28"/>
+        </w:rPr>
+        <w:t>Содержит</w:t>
+      </w:r>
+      <w:r>
+        <w:rPr>
+          <w:rFonts w:ascii="Times New Roman" w:hAnsi="Times New Roman" w:cs="Times New Roman"/>
+          <w:sz w:val="28"/>
+          <w:szCs w:val="28"/>
+          <w:lang w:val="en-US"/>
+        </w:rPr>
+        <w:t xml:space="preserve"> </w:t>
+      </w:r>
+      <w:r>
+        <w:rPr>
+          <w:rFonts w:ascii="Times New Roman" w:hAnsi="Times New Roman" w:cs="Times New Roman"/>
+          <w:sz w:val="28"/>
+          <w:szCs w:val="28"/>
+        </w:rPr>
+        <w:t>справочники</w:t>
+      </w:r>
+      <w:r>
+        <w:rPr>
+          <w:rFonts w:ascii="Times New Roman" w:hAnsi="Times New Roman" w:cs="Times New Roman"/>
+          <w:sz w:val="28"/>
+          <w:szCs w:val="28"/>
+          <w:lang w:val="en-US"/>
+        </w:rPr>
+        <w:t xml:space="preserve"> activity_type, location_type </w:t>
+      </w:r>
+      <w:r>
+        <w:rPr>
+          <w:rFonts w:ascii="Times New Roman" w:hAnsi="Times New Roman" w:cs="Times New Roman"/>
+          <w:sz w:val="28"/>
+          <w:szCs w:val="28"/>
+        </w:rPr>
+        <w:t>и</w:t>
+      </w:r>
+      <w:r>
+        <w:rPr>
+          <w:rFonts w:ascii="Times New Roman" w:hAnsi="Times New Roman" w:cs="Times New Roman"/>
+          <w:sz w:val="28"/>
+          <w:szCs w:val="28"/>
+          <w:lang w:val="en-US"/>
+        </w:rPr>
+        <w:t xml:space="preserve"> </w:t>
+      </w:r>
+      <w:r>
+        <w:rPr>
+          <w:rFonts w:ascii="Times New Roman" w:hAnsi="Times New Roman" w:cs="Times New Roman"/>
+          <w:sz w:val="28"/>
+          <w:szCs w:val="28"/>
+        </w:rPr>
+        <w:t>ассоциативные</w:t>
+      </w:r>
+      <w:r>
+        <w:rPr>
+          <w:rFonts w:ascii="Times New Roman" w:hAnsi="Times New Roman" w:cs="Times New Roman"/>
+          <w:sz w:val="28"/>
+          <w:szCs w:val="28"/>
+          <w:lang w:val="en-US"/>
+        </w:rPr>
+        <w:t xml:space="preserve"> </w:t>
+      </w:r>
+      <w:r>
+        <w:rPr>
+          <w:rFonts w:ascii="Times New Roman" w:hAnsi="Times New Roman" w:cs="Times New Roman"/>
+          <w:sz w:val="28"/>
+          <w:szCs w:val="28"/>
+        </w:rPr>
+        <w:t>таблицы</w:t>
+      </w:r>
+      <w:r>
+        <w:rPr>
+          <w:rFonts w:ascii="Times New Roman" w:hAnsi="Times New Roman" w:cs="Times New Roman"/>
+          <w:sz w:val="28"/>
+          <w:szCs w:val="28"/>
+          <w:lang w:val="en-US"/>
+        </w:rPr>
+        <w:t xml:space="preserve"> scenario_activity, scenario_location.</w:t>
+      </w:r>
+    </w:p>
+    <w:p>
+      <w:pPr>
+        <w:pStyle w:val="ab"/>
+        <w:numPr>
+          <w:ilvl w:val="0"/>
+          <w:numId w:val="38"/>
+        </w:numPr>
+        <w:suppressAutoHyphens/>
+        <w:spacing w:line="360" w:lineRule="auto"/>
+        <w:ind w:left="-284" w:firstLine="710"/>
+        <w:jc w:val="both"/>
+        <w:rPr>
+          <w:rFonts w:ascii="Times New Roman" w:hAnsi="Times New Roman" w:cs="Times New Roman"/>
+          <w:sz w:val="28"/>
+          <w:szCs w:val="28"/>
+        </w:rPr>
+      </w:pPr>
+      <w:r>
+        <w:rPr>
+          <w:rFonts w:ascii="Times New Roman" w:hAnsi="Times New Roman" w:cs="Times New Roman"/>
+          <w:sz w:val="28"/>
+          <w:szCs w:val="28"/>
+        </w:rPr>
+        <w:t>Данн</w:t>
+      </w:r>
+      <w:r>
+        <w:rPr>
+          <w:rFonts w:ascii="Times New Roman" w:hAnsi="Times New Roman" w:cs="Times New Roman"/>
+          <w:sz w:val="28"/>
+          <w:szCs w:val="28"/>
+        </w:rPr>
+        <w:t xml:space="preserve">ая группа </w:t>
+      </w:r>
+      <w:r>
+        <w:rPr>
+          <w:rFonts w:ascii="Times New Roman" w:hAnsi="Times New Roman" w:cs="Times New Roman"/>
+          <w:sz w:val="28"/>
+          <w:szCs w:val="28"/>
+        </w:rPr>
+        <w:t>обеспечивает гибкую фильтрацию каталога и устраняет дублирование значений классификаторов в карточках сценариев.</w:t>
+      </w:r>
+    </w:p>
+    <w:p>
+      <w:pPr>
+        <w:pStyle w:val="ab"/>
+        <w:numPr>
+          <w:ilvl w:val="0"/>
+          <w:numId w:val="35"/>
+        </w:numPr>
+        <w:suppressAutoHyphens/>
+        <w:spacing w:after="0" w:line="360" w:lineRule="auto"/>
+        <w:ind w:left="-284" w:firstLine="709"/>
+        <w:jc w:val="both"/>
+        <w:rPr>
+          <w:rFonts w:ascii="Times New Roman" w:hAnsi="Times New Roman" w:cs="Times New Roman"/>
+          <w:sz w:val="28"/>
+          <w:szCs w:val="28"/>
+        </w:rPr>
+      </w:pPr>
+      <w:r>
+        <w:rPr>
+          <w:rFonts w:ascii="Times New Roman" w:hAnsi="Times New Roman" w:cs="Times New Roman"/>
+          <w:sz w:val="28"/>
+          <w:szCs w:val="28"/>
+        </w:rPr>
+        <w:t xml:space="preserve"> Группа пользовательской обратной связи</w:t>
+      </w:r>
+    </w:p>
+    <w:p>
+      <w:pPr>
+        <w:pStyle w:val="ab"/>
+        <w:numPr>
+          <w:ilvl w:val="0"/>
+          <w:numId w:val="39"/>
+        </w:numPr>
+        <w:suppressAutoHyphens/>
+        <w:spacing w:line="360" w:lineRule="auto"/>
+        <w:ind w:left="-284" w:firstLine="710"/>
+        <w:jc w:val="both"/>
+        <w:rPr>
+          <w:rFonts w:ascii="Times New Roman" w:hAnsi="Times New Roman" w:cs="Times New Roman"/>
+          <w:sz w:val="28"/>
+          <w:szCs w:val="28"/>
+          <w:lang w:val="en-US"/>
+        </w:rPr>
+      </w:pPr>
+      <w:r>
+        <w:rPr>
+          <w:rFonts w:ascii="Times New Roman" w:hAnsi="Times New Roman" w:cs="Times New Roman"/>
+          <w:sz w:val="28"/>
+          <w:szCs w:val="28"/>
+        </w:rPr>
+        <w:lastRenderedPageBreak/>
+        <w:t>Содержит</w:t>
+      </w:r>
+      <w:r>
+        <w:rPr>
+          <w:rFonts w:ascii="Times New Roman" w:hAnsi="Times New Roman" w:cs="Times New Roman"/>
+          <w:sz w:val="28"/>
+          <w:szCs w:val="28"/>
+          <w:lang w:val="en-US"/>
+        </w:rPr>
+        <w:t xml:space="preserve"> </w:t>
+      </w:r>
+      <w:r>
+        <w:rPr>
+          <w:rFonts w:ascii="Times New Roman" w:hAnsi="Times New Roman" w:cs="Times New Roman"/>
+          <w:sz w:val="28"/>
+          <w:szCs w:val="28"/>
+        </w:rPr>
+        <w:t>таблицы</w:t>
+      </w:r>
+      <w:r>
+        <w:rPr>
+          <w:rFonts w:ascii="Times New Roman" w:hAnsi="Times New Roman" w:cs="Times New Roman"/>
+          <w:sz w:val="28"/>
+          <w:szCs w:val="28"/>
+          <w:lang w:val="en-US"/>
+        </w:rPr>
+        <w:t xml:space="preserve"> review, rating, favorite.</w:t>
+      </w:r>
+    </w:p>
+    <w:p>
+      <w:pPr>
+        <w:pStyle w:val="ab"/>
+        <w:numPr>
+          <w:ilvl w:val="0"/>
+          <w:numId w:val="39"/>
+        </w:numPr>
+        <w:suppressAutoHyphens/>
+        <w:spacing w:line="360" w:lineRule="auto"/>
+        <w:ind w:left="-284" w:firstLine="710"/>
+        <w:jc w:val="both"/>
+        <w:rPr>
+          <w:rFonts w:ascii="Times New Roman" w:hAnsi="Times New Roman" w:cs="Times New Roman"/>
+          <w:sz w:val="28"/>
+          <w:szCs w:val="28"/>
+        </w:rPr>
+      </w:pPr>
+      <w:r>
+        <w:rPr>
+          <w:rFonts w:ascii="Times New Roman" w:hAnsi="Times New Roman" w:cs="Times New Roman"/>
+          <w:sz w:val="28"/>
+          <w:szCs w:val="28"/>
+        </w:rPr>
+        <w:t>Он</w:t>
+      </w:r>
+      <w:r>
+        <w:rPr>
+          <w:rFonts w:ascii="Times New Roman" w:hAnsi="Times New Roman" w:cs="Times New Roman"/>
+          <w:sz w:val="28"/>
+          <w:szCs w:val="28"/>
+        </w:rPr>
+        <w:t>а</w:t>
+      </w:r>
+      <w:r>
+        <w:rPr>
+          <w:rFonts w:ascii="Times New Roman" w:hAnsi="Times New Roman" w:cs="Times New Roman"/>
+          <w:sz w:val="28"/>
+          <w:szCs w:val="28"/>
+        </w:rPr>
+        <w:t xml:space="preserve"> реализует текстовую и количественную оценку сценариев, а также персонализированный список избранного.</w:t>
+      </w:r>
+    </w:p>
+    <w:p>
+      <w:pPr>
+        <w:pStyle w:val="ab"/>
+        <w:numPr>
+          <w:ilvl w:val="0"/>
+          <w:numId w:val="35"/>
+        </w:numPr>
+        <w:suppressAutoHyphens/>
+        <w:spacing w:after="0" w:line="360" w:lineRule="auto"/>
+        <w:ind w:left="-284" w:firstLine="709"/>
+        <w:jc w:val="both"/>
+        <w:rPr>
+          <w:rFonts w:ascii="Times New Roman" w:hAnsi="Times New Roman" w:cs="Times New Roman"/>
+          <w:sz w:val="28"/>
+          <w:szCs w:val="28"/>
+        </w:rPr>
+      </w:pPr>
+      <w:r>
+        <w:rPr>
+          <w:rFonts w:ascii="Times New Roman" w:hAnsi="Times New Roman" w:cs="Times New Roman"/>
+          <w:sz w:val="28"/>
+          <w:szCs w:val="28"/>
+        </w:rPr>
+        <w:t xml:space="preserve"> Группа модерации и аудита решений</w:t>
+      </w:r>
+    </w:p>
+    <w:p>
+      <w:pPr>
+        <w:pStyle w:val="ab"/>
+        <w:numPr>
+          <w:ilvl w:val="0"/>
+          <w:numId w:val="40"/>
+        </w:numPr>
+        <w:suppressAutoHyphens/>
+        <w:spacing w:line="360" w:lineRule="auto"/>
+        <w:ind w:left="-284" w:firstLine="710"/>
+        <w:jc w:val="both"/>
+        <w:rPr>
+          <w:rFonts w:ascii="Times New Roman" w:hAnsi="Times New Roman" w:cs="Times New Roman"/>
+          <w:sz w:val="28"/>
+          <w:szCs w:val="28"/>
+        </w:rPr>
+      </w:pPr>
+      <w:r>
+        <w:rPr>
+          <w:rFonts w:ascii="Times New Roman" w:hAnsi="Times New Roman" w:cs="Times New Roman"/>
+          <w:sz w:val="28"/>
+          <w:szCs w:val="28"/>
+        </w:rPr>
+        <w:t>Содержит таблицу moderation_record.</w:t>
+      </w:r>
+    </w:p>
+    <w:p>
+      <w:pPr>
+        <w:pStyle w:val="ab"/>
+        <w:numPr>
+          <w:ilvl w:val="0"/>
+          <w:numId w:val="40"/>
+        </w:numPr>
+        <w:suppressAutoHyphens/>
+        <w:spacing w:after="0" w:line="360" w:lineRule="auto"/>
+        <w:ind w:left="-284" w:firstLine="710"/>
+        <w:jc w:val="both"/>
+        <w:rPr>
+          <w:rFonts w:ascii="Times New Roman" w:hAnsi="Times New Roman" w:cs="Times New Roman"/>
+          <w:sz w:val="28"/>
+          <w:szCs w:val="28"/>
+        </w:rPr>
+      </w:pPr>
+      <w:r>
+        <w:rPr>
+          <w:rFonts w:ascii="Times New Roman" w:hAnsi="Times New Roman" w:cs="Times New Roman"/>
+          <w:sz w:val="28"/>
+          <w:szCs w:val="28"/>
+        </w:rPr>
+        <w:t xml:space="preserve">В выбранной модели запись модерации хранит ссылку </w:t>
+      </w:r>
+      <w:r>
+        <w:rPr>
+          <w:rFonts w:ascii="Times New Roman" w:hAnsi="Times New Roman" w:cs="Times New Roman"/>
+          <w:sz w:val="28"/>
+          <w:szCs w:val="28"/>
+        </w:rPr>
+        <w:t>на модератор</w:t>
+      </w:r>
+      <w:r>
+        <w:rPr>
+          <w:rFonts w:ascii="Times New Roman" w:hAnsi="Times New Roman" w:cs="Times New Roman"/>
+          <w:sz w:val="28"/>
+          <w:szCs w:val="28"/>
+        </w:rPr>
+        <w:t>а</w:t>
+      </w:r>
+      <w:r>
+        <w:rPr>
+          <w:rFonts w:ascii="Times New Roman" w:hAnsi="Times New Roman" w:cs="Times New Roman"/>
+          <w:sz w:val="28"/>
+          <w:szCs w:val="28"/>
+        </w:rPr>
+        <w:t xml:space="preserve"> и одну из ссылок на объект проверки (сценарий, отзыв или медиаматериал), что позволяет формировать трассируемую историю административных действий.</w:t>
+      </w:r>
+    </w:p>
+    <w:p>
+      <w:pPr>
+        <w:pStyle w:val="ab"/>
+        <w:numPr>
+          <w:ilvl w:val="2"/>
+          <w:numId w:val="14"/>
+        </w:numPr>
+        <w:suppressAutoHyphens/>
+        <w:spacing w:after="0" w:line="360" w:lineRule="auto"/>
+        <w:ind w:left="-284" w:firstLine="709"/>
+        <w:jc w:val="both"/>
+        <w:rPr>
+          <w:rFonts w:ascii="Times New Roman" w:hAnsi="Times New Roman" w:cs="Times New Roman"/>
+          <w:sz w:val="28"/>
+          <w:szCs w:val="28"/>
+        </w:rPr>
+      </w:pPr>
+      <w:r>
+        <w:rPr>
+          <w:rFonts w:ascii="Times New Roman" w:hAnsi="Times New Roman" w:cs="Times New Roman"/>
+          <w:sz w:val="28"/>
+          <w:szCs w:val="28"/>
+        </w:rPr>
+        <w:t>Ограничения целостности логической модели</w:t>
+      </w:r>
+    </w:p>
+    <w:p>
+      <w:pPr>
+        <w:suppressAutoHyphens/>
+        <w:spacing w:line="360" w:lineRule="auto"/>
+        <w:ind w:left="-284" w:firstLine="709"/>
+        <w:jc w:val="both"/>
+        <w:rPr>
+          <w:sz w:val="28"/>
+          <w:szCs w:val="28"/>
+        </w:rPr>
+      </w:pPr>
+      <w:r>
+        <w:rPr>
+          <w:sz w:val="28"/>
+          <w:szCs w:val="28"/>
+        </w:rPr>
+        <w:t>Для обеспечения корректности данных в логическую модель включены ограничения:</w:t>
+      </w:r>
+    </w:p>
+    <w:p>
+      <w:pPr>
+        <w:pStyle w:val="ab"/>
+        <w:numPr>
+          <w:ilvl w:val="0"/>
+          <w:numId w:val="41"/>
+        </w:numPr>
+        <w:suppressAutoHyphens/>
+        <w:spacing w:line="360" w:lineRule="auto"/>
+        <w:ind w:left="-284" w:firstLine="710"/>
+        <w:jc w:val="both"/>
+        <w:rPr>
+          <w:rFonts w:ascii="Times New Roman" w:hAnsi="Times New Roman" w:cs="Times New Roman"/>
+          <w:sz w:val="28"/>
+          <w:szCs w:val="28"/>
+        </w:rPr>
+      </w:pPr>
+      <w:r>
+        <w:rPr>
+          <w:rFonts w:ascii="Times New Roman" w:hAnsi="Times New Roman" w:cs="Times New Roman"/>
+          <w:sz w:val="28"/>
+          <w:szCs w:val="28"/>
+        </w:rPr>
+        <w:t>уникальность email в таблице пользователей;</w:t>
+      </w:r>
+    </w:p>
+    <w:p>
+      <w:pPr>
+        <w:pStyle w:val="ab"/>
+        <w:numPr>
+          <w:ilvl w:val="0"/>
+          <w:numId w:val="41"/>
+        </w:numPr>
+        <w:suppressAutoHyphens/>
+        <w:spacing w:line="360" w:lineRule="auto"/>
+        <w:ind w:left="-284" w:firstLine="710"/>
+        <w:jc w:val="both"/>
+        <w:rPr>
+          <w:rFonts w:ascii="Times New Roman" w:hAnsi="Times New Roman" w:cs="Times New Roman"/>
+          <w:sz w:val="28"/>
+          <w:szCs w:val="28"/>
+        </w:rPr>
+      </w:pPr>
+      <w:r>
+        <w:rPr>
+          <w:rFonts w:ascii="Times New Roman" w:hAnsi="Times New Roman" w:cs="Times New Roman"/>
+          <w:sz w:val="28"/>
+          <w:szCs w:val="28"/>
+        </w:rPr>
+        <w:t>уникальность оценки пользователя для одного сценария;</w:t>
+      </w:r>
+    </w:p>
+    <w:p>
+      <w:pPr>
+        <w:pStyle w:val="ab"/>
+        <w:numPr>
+          <w:ilvl w:val="0"/>
+          <w:numId w:val="41"/>
+        </w:numPr>
+        <w:suppressAutoHyphens/>
+        <w:spacing w:line="360" w:lineRule="auto"/>
+        <w:ind w:left="-284" w:firstLine="710"/>
+        <w:jc w:val="both"/>
+        <w:rPr>
+          <w:rFonts w:ascii="Times New Roman" w:hAnsi="Times New Roman" w:cs="Times New Roman"/>
+          <w:sz w:val="28"/>
+          <w:szCs w:val="28"/>
+        </w:rPr>
+      </w:pPr>
+      <w:r>
+        <w:rPr>
+          <w:rFonts w:ascii="Times New Roman" w:hAnsi="Times New Roman" w:cs="Times New Roman"/>
+          <w:sz w:val="28"/>
+          <w:szCs w:val="28"/>
+        </w:rPr>
+        <w:t>уникальность пары пользователь–сценарий в избранном;</w:t>
+      </w:r>
+    </w:p>
+    <w:p>
+      <w:pPr>
+        <w:pStyle w:val="ab"/>
+        <w:numPr>
+          <w:ilvl w:val="0"/>
+          <w:numId w:val="41"/>
+        </w:numPr>
+        <w:suppressAutoHyphens/>
+        <w:spacing w:line="360" w:lineRule="auto"/>
+        <w:ind w:left="-284" w:firstLine="710"/>
+        <w:jc w:val="both"/>
+        <w:rPr>
+          <w:rFonts w:ascii="Times New Roman" w:hAnsi="Times New Roman" w:cs="Times New Roman"/>
+          <w:sz w:val="28"/>
+          <w:szCs w:val="28"/>
+        </w:rPr>
+      </w:pPr>
+      <w:r>
+        <w:rPr>
+          <w:rFonts w:ascii="Times New Roman" w:hAnsi="Times New Roman" w:cs="Times New Roman"/>
+          <w:sz w:val="28"/>
+          <w:szCs w:val="28"/>
+        </w:rPr>
+        <w:t>контроль корректности диапазонов возрастных параметров сценария;</w:t>
+      </w:r>
+    </w:p>
+    <w:p>
+      <w:pPr>
+        <w:pStyle w:val="ab"/>
+        <w:numPr>
+          <w:ilvl w:val="0"/>
+          <w:numId w:val="41"/>
+        </w:numPr>
+        <w:suppressAutoHyphens/>
+        <w:spacing w:line="360" w:lineRule="auto"/>
+        <w:ind w:left="-284" w:firstLine="710"/>
+        <w:jc w:val="both"/>
+        <w:rPr>
+          <w:rFonts w:ascii="Times New Roman" w:hAnsi="Times New Roman" w:cs="Times New Roman"/>
+          <w:sz w:val="28"/>
+          <w:szCs w:val="28"/>
+        </w:rPr>
+      </w:pPr>
+      <w:r>
+        <w:rPr>
+          <w:rFonts w:ascii="Times New Roman" w:hAnsi="Times New Roman" w:cs="Times New Roman"/>
+          <w:sz w:val="28"/>
+          <w:szCs w:val="28"/>
+        </w:rPr>
+        <w:t>контроль допустимого диапазона рейтинга (от 1 до 5);</w:t>
+      </w:r>
+    </w:p>
+    <w:p>
+      <w:pPr>
+        <w:pStyle w:val="ab"/>
+        <w:numPr>
+          <w:ilvl w:val="0"/>
+          <w:numId w:val="41"/>
+        </w:numPr>
+        <w:suppressAutoHyphens/>
+        <w:spacing w:after="0" w:line="360" w:lineRule="auto"/>
+        <w:ind w:left="-284" w:firstLine="710"/>
+        <w:jc w:val="both"/>
+        <w:rPr>
+          <w:rFonts w:ascii="Times New Roman" w:hAnsi="Times New Roman" w:cs="Times New Roman"/>
+          <w:sz w:val="28"/>
+          <w:szCs w:val="28"/>
+        </w:rPr>
+      </w:pPr>
+      <w:r>
+        <w:rPr>
+          <w:rFonts w:ascii="Times New Roman" w:hAnsi="Times New Roman" w:cs="Times New Roman"/>
+          <w:sz w:val="28"/>
+          <w:szCs w:val="28"/>
+        </w:rPr>
+        <w:t>правило для таблицы модерации: в одной записи должна быть заполнена только одна ссылка на объект модерации.</w:t>
+      </w:r>
+    </w:p>
+    <w:p>
+      <w:pPr>
+        <w:suppressAutoHyphens/>
+        <w:spacing w:line="360" w:lineRule="auto"/>
+        <w:ind w:left="-284" w:firstLine="709"/>
+        <w:jc w:val="both"/>
+        <w:rPr>
+          <w:sz w:val="28"/>
+          <w:szCs w:val="28"/>
+        </w:rPr>
+      </w:pPr>
+      <w:r>
+        <w:rPr>
+          <w:sz w:val="28"/>
+          <w:szCs w:val="28"/>
+        </w:rPr>
+        <w:t>Введение указанных ограничений снижает риск аномалий данных, обеспечивает предсказуемость поведения системы и упрощает дальнейшее тестирование.</w:t>
+      </w:r>
+    </w:p>
+    <w:p>
+      <w:pPr>
+        <w:pStyle w:val="ab"/>
+        <w:numPr>
+          <w:ilvl w:val="2"/>
+          <w:numId w:val="14"/>
+        </w:numPr>
+        <w:suppressAutoHyphens/>
+        <w:spacing w:after="0" w:line="360" w:lineRule="auto"/>
+        <w:ind w:left="-284" w:firstLine="709"/>
+        <w:jc w:val="both"/>
+        <w:rPr>
+          <w:rFonts w:ascii="Times New Roman" w:hAnsi="Times New Roman" w:cs="Times New Roman"/>
+          <w:sz w:val="28"/>
+          <w:szCs w:val="28"/>
+        </w:rPr>
+      </w:pPr>
+      <w:r>
+        <w:rPr>
+          <w:rFonts w:ascii="Times New Roman" w:hAnsi="Times New Roman" w:cs="Times New Roman"/>
+          <w:sz w:val="28"/>
+          <w:szCs w:val="28"/>
+        </w:rPr>
+        <w:t>Нормализация и обоснование 3НФ</w:t>
+      </w:r>
+    </w:p>
+    <w:p>
+      <w:pPr>
+        <w:suppressAutoHyphens/>
+        <w:spacing w:line="360" w:lineRule="auto"/>
+        <w:ind w:left="-284" w:firstLine="709"/>
+        <w:jc w:val="both"/>
+        <w:rPr>
+          <w:sz w:val="28"/>
+          <w:szCs w:val="28"/>
+        </w:rPr>
+      </w:pPr>
+      <w:r>
+        <w:rPr>
+          <w:sz w:val="28"/>
+          <w:szCs w:val="28"/>
+        </w:rPr>
+        <w:t>Разработанная логическая схема соответствует требованиям третьей нормальной формы:</w:t>
+      </w:r>
+    </w:p>
+    <w:p>
+      <w:pPr>
+        <w:pStyle w:val="ab"/>
+        <w:numPr>
+          <w:ilvl w:val="0"/>
+          <w:numId w:val="42"/>
+        </w:numPr>
+        <w:suppressAutoHyphens/>
+        <w:spacing w:line="360" w:lineRule="auto"/>
+        <w:ind w:left="-284" w:firstLine="710"/>
+        <w:jc w:val="both"/>
+        <w:rPr>
+          <w:rFonts w:ascii="Times New Roman" w:hAnsi="Times New Roman" w:cs="Times New Roman"/>
+          <w:sz w:val="28"/>
+          <w:szCs w:val="28"/>
+        </w:rPr>
+      </w:pPr>
+      <w:r>
+        <w:rPr>
+          <w:rFonts w:ascii="Times New Roman" w:hAnsi="Times New Roman" w:cs="Times New Roman"/>
+          <w:sz w:val="28"/>
+          <w:szCs w:val="28"/>
+        </w:rPr>
+        <w:t>повторяющиеся группы атрибутов отсутствуют;</w:t>
+      </w:r>
+    </w:p>
+    <w:p>
+      <w:pPr>
+        <w:pStyle w:val="ab"/>
+        <w:numPr>
+          <w:ilvl w:val="0"/>
+          <w:numId w:val="42"/>
+        </w:numPr>
+        <w:suppressAutoHyphens/>
+        <w:spacing w:line="360" w:lineRule="auto"/>
+        <w:ind w:left="-284" w:firstLine="710"/>
+        <w:jc w:val="both"/>
+        <w:rPr>
+          <w:rFonts w:ascii="Times New Roman" w:hAnsi="Times New Roman" w:cs="Times New Roman"/>
+          <w:sz w:val="28"/>
+          <w:szCs w:val="28"/>
+        </w:rPr>
+      </w:pPr>
+      <w:r>
+        <w:rPr>
+          <w:rFonts w:ascii="Times New Roman" w:hAnsi="Times New Roman" w:cs="Times New Roman"/>
+          <w:sz w:val="28"/>
+          <w:szCs w:val="28"/>
+        </w:rPr>
+        <w:t>многозначные зависимости вынесены в отдельные таблицы;</w:t>
+      </w:r>
+    </w:p>
+    <w:p>
+      <w:pPr>
+        <w:pStyle w:val="ab"/>
+        <w:numPr>
+          <w:ilvl w:val="0"/>
+          <w:numId w:val="42"/>
+        </w:numPr>
+        <w:suppressAutoHyphens/>
+        <w:spacing w:line="360" w:lineRule="auto"/>
+        <w:ind w:left="-284" w:firstLine="710"/>
+        <w:jc w:val="both"/>
+        <w:rPr>
+          <w:rFonts w:ascii="Times New Roman" w:hAnsi="Times New Roman" w:cs="Times New Roman"/>
+          <w:sz w:val="28"/>
+          <w:szCs w:val="28"/>
+        </w:rPr>
+      </w:pPr>
+      <w:r>
+        <w:rPr>
+          <w:rFonts w:ascii="Times New Roman" w:hAnsi="Times New Roman" w:cs="Times New Roman"/>
+          <w:sz w:val="28"/>
+          <w:szCs w:val="28"/>
+        </w:rPr>
+        <w:t>неключевые атрибуты зависят от ключа своей таблицы и не содержат транзитивных зависимостей от неключевых полей.</w:t>
+      </w:r>
+    </w:p>
+    <w:p>
+      <w:pPr>
+        <w:suppressAutoHyphens/>
+        <w:spacing w:line="360" w:lineRule="auto"/>
+        <w:ind w:left="-284" w:firstLine="709"/>
+        <w:jc w:val="both"/>
+        <w:rPr>
+          <w:sz w:val="28"/>
+          <w:szCs w:val="28"/>
+        </w:rPr>
+      </w:pPr>
+      <w:r>
+        <w:rPr>
+          <w:sz w:val="28"/>
+          <w:szCs w:val="28"/>
+        </w:rPr>
+        <w:lastRenderedPageBreak/>
+        <w:t>Нормализованная структура позволяет избежать аномалий вставки, обновления и удаления и обеспечивает устойчивость схемы при развитии функциональности.</w:t>
+      </w:r>
+    </w:p>
+    <w:p>
+      <w:pPr>
+        <w:suppressAutoHyphens/>
+        <w:spacing w:line="360" w:lineRule="auto"/>
+        <w:ind w:left="-284"/>
+        <w:jc w:val="center"/>
+        <w:rPr>
+          <w:sz w:val="28"/>
+          <w:szCs w:val="28"/>
+        </w:rPr>
+      </w:pPr>
+      <w:r>
+        <w:rPr>
+          <w:noProof/>
+          <w:sz w:val="28"/>
+          <w:szCs w:val="28"/>
+        </w:rPr>
+        <w:drawing>
+          <wp:inline distT="0" distB="0" distL="0" distR="0" wp14:anchorId="0A951CB1" wp14:editId="3529A486">
+            <wp:extent cx="6300788" cy="6000750"/>
+            <wp:effectExtent l="0" t="0" r="0" b="0"/>
+            <wp:docPr id="20" name="Рисунок 20"/>
+            <wp:cNvGraphicFramePr>
+              <a:graphicFrameLocks xmlns:a="http://schemas.openxmlformats.org/drawingml/2006/main" noChangeAspect="1"/>
+            </wp:cNvGraphicFramePr>
+            <a:graphic xmlns:a="http://schemas.openxmlformats.org/drawingml/2006/main">
+              <a:graphicData uri="http://schemas.openxmlformats.org/drawingml/2006/picture">
+                <pic:pic xmlns:pic="http://schemas.openxmlformats.org/drawingml/2006/picture">
+                  <pic:nvPicPr>
+                    <pic:cNvPr id="0" name="Picture 2"/>
+                    <pic:cNvPicPr>
+                      <a:picLocks noChangeAspect="1" noChangeArrowheads="1"/>
+                    </pic:cNvPicPr>
+                  </pic:nvPicPr>
+                  <pic:blipFill rotWithShape="1">
+                    <a:blip r:embed="rId18">
+                      <a:extLst>
+                        <a:ext uri="{28A0092B-C50C-407E-A947-70E740481C1C}">
+                          <a14:useLocalDpi xmlns:a14="http://schemas.microsoft.com/office/drawing/2010/main" val="0"/>
+                        </a:ext>
+                      </a:extLst>
+                    </a:blip>
+                    <a:srcRect t="9279" r="26899"/>
+                    <a:stretch/>
+                  </pic:blipFill>
+                  <pic:spPr bwMode="auto">
+                    <a:xfrm>
+                      <a:off x="0" y="0"/>
+                      <a:ext cx="6322666" cy="6021586"/>
+                    </a:xfrm>
+                    <a:prstGeom prst="rect">
+                      <a:avLst/>
+                    </a:prstGeom>
+                    <a:noFill/>
+                    <a:ln>
+                      <a:noFill/>
+                    </a:ln>
+                    <a:extLst>
+                      <a:ext uri="{53640926-AAD7-44D8-BBD7-CCE9431645EC}">
+                        <a14:shadowObscured xmlns:a14="http://schemas.microsoft.com/office/drawing/2010/main"/>
+                      </a:ext>
+                    </a:extLst>
+                  </pic:spPr>
+                </pic:pic>
+              </a:graphicData>
+            </a:graphic>
+          </wp:inline>
+        </w:drawing>
+      </w:r>
+    </w:p>
+    <w:p>
+      <w:pPr>
+        <w:suppressAutoHyphens/>
+        <w:spacing w:line="360" w:lineRule="auto"/>
+        <w:ind w:left="-284"/>
+        <w:jc w:val="center"/>
+        <w:rPr>
+          <w:sz w:val="28"/>
+          <w:szCs w:val="28"/>
+        </w:rPr>
+      </w:pPr>
+      <w:r>
+        <w:rPr>
+          <w:sz w:val="28"/>
+          <w:szCs w:val="28"/>
+        </w:rPr>
+        <w:t xml:space="preserve">Рисунок </w:t>
+      </w:r>
+      <w:r>
+        <w:rPr>
+          <w:sz w:val="28"/>
+          <w:szCs w:val="28"/>
+        </w:rPr>
+        <w:t>3</w:t>
+      </w:r>
+      <w:r>
+        <w:rPr>
+          <w:sz w:val="28"/>
+          <w:szCs w:val="28"/>
+        </w:rPr>
+        <w:t xml:space="preserve"> – </w:t>
+      </w:r>
+      <w:r>
+        <w:rPr>
+          <w:sz w:val="28"/>
+          <w:szCs w:val="28"/>
+        </w:rPr>
+        <w:t>Логическая</w:t>
+      </w:r>
+      <w:r>
+        <w:rPr>
+          <w:sz w:val="28"/>
+          <w:szCs w:val="28"/>
+        </w:rPr>
+        <w:t xml:space="preserve"> модель данных</w:t>
+      </w:r>
     </w:p>
     <w:p>
       <w:pPr>
@@ -14865,32 +15940,8 @@
         </w:rPr>
       </w:pPr>
     </w:p>
-    <w:p>
-      <w:pPr>
-        <w:suppressAutoHyphens/>
-        <w:spacing w:line="360" w:lineRule="auto"/>
-        <w:ind w:left="-284" w:firstLine="426"/>
-        <w:jc w:val="both"/>
-        <w:rPr>
-          <w:sz w:val="28"/>
-          <w:szCs w:val="28"/>
-        </w:rPr>
-      </w:pPr>
-    </w:p>
-    <w:p>
-      <w:pPr>
-        <w:suppressAutoHyphens/>
-        <w:spacing w:line="360" w:lineRule="auto"/>
-        <w:ind w:left="-284" w:firstLine="426"/>
-        <w:jc w:val="both"/>
-        <w:rPr>
-          <w:sz w:val="28"/>
-          <w:szCs w:val="28"/>
-        </w:rPr>
-      </w:pPr>
-    </w:p>
     <w:sectPr>
-      <w:headerReference w:type="default" r:id="rId18"/>
+      <w:headerReference w:type="default" r:id="rId19"/>
       <w:pgSz w:w="11906" w:h="16838"/>
       <w:pgMar w:top="673" w:right="707" w:bottom="426" w:left="1701" w:header="340" w:footer="170" w:gutter="0"/>
       <w:cols w:space="708"/>
@@ -17729,6 +18780,119 @@
 <file path=word/numbering.xml><?xml version="1.0" encoding="utf-8"?>
 <w:numbering xmlns:wpc="http://schemas.microsoft.com/office/word/2010/wordprocessingCanvas" xmlns:cx="http://schemas.microsoft.com/office/drawing/2014/chartex" xmlns:cx1="http://schemas.microsoft.com/office/drawing/2015/9/8/chartex" xmlns:cx2="http://schemas.microsoft.com/office/drawing/2015/10/21/chartex" xmlns:cx3="http://schemas.microsoft.com/office/drawing/2016/5/9/chartex" xmlns:cx4="http://schemas.microsoft.com/office/drawing/2016/5/10/chartex" xmlns:cx5="http://schemas.microsoft.com/office/drawing/2016/5/11/chartex" xmlns:cx6="http://schemas.microsoft.com/office/drawing/2016/5/12/chartex" xmlns:cx7="http://schemas.microsoft.com/office/drawing/2016/5/13/chartex" xmlns:cx8="http://schemas.microsoft.com/office/drawing/2016/5/14/chartex" xmlns:mc="http://schemas.openxmlformats.org/markup-compatibility/2006" xmlns:aink="http://schemas.microsoft.com/office/drawing/2016/ink" xmlns:am3d="http://schemas.microsoft.com/office/drawing/2017/model3d" xmlns:o="urn:schemas-microsoft-com:office:office" xmlns:r="http://schemas.openxmlformats.org/officeDocument/2006/relationships" xmlns:m="http://schemas.openxmlformats.org/officeDocument/2006/math" xmlns:v="urn:schemas-microsoft-com:vml" xmlns:wp14="http://schemas.microsoft.com/office/word/2010/wordprocessingDrawing" xmlns:wp="http://schemas.openxmlformats.org/drawingml/2006/wordprocessingDrawing" xmlns:w10="urn:schemas-microsoft-com:office:word" xmlns:w="http://schemas.openxmlformats.org/wordprocessingml/2006/main" xmlns:w14="http://schemas.microsoft.com/office/word/2010/wordml" xmlns:w15="http://schemas.microsoft.com/office/word/2012/wordml" xmlns:w16cex="http://schemas.microsoft.com/office/word/2018/wordml/cex" xmlns:w16cid="http://schemas.microsoft.com/office/word/2016/wordml/cid" xmlns:w16="http://schemas.microsoft.com/office/word/2018/wordml" xmlns:w16sdtdh="http://schemas.microsoft.com/office/word/2020/wordml/sdtdatahash" xmlns:w16se="http://schemas.microsoft.com/office/word/2015/wordml/symex" xmlns:wpg="http://schemas.microsoft.com/office/word/2010/wordprocessingGroup" xmlns:wpi="http://schemas.microsoft.com/office/word/2010/wordprocessingInk" xmlns:wne="http://schemas.microsoft.com/office/word/2006/wordml" xmlns:wps="http://schemas.microsoft.com/office/word/2010/wordprocessingShape" mc:Ignorable="w14 w15 w16se w16cid w16 w16cex w16sdtdh wp14">
   <w:abstractNum w:abstractNumId="0" w15:restartNumberingAfterBreak="0">
+    <w:nsid w:val="06104ED8"/>
+    <w:multiLevelType w:val="hybridMultilevel"/>
+    <w:tmpl w:val="089E0620"/>
+    <w:lvl w:ilvl="0" w:tplc="57A00B9E">
+      <w:start w:val="1"/>
+      <w:numFmt w:val="bullet"/>
+      <w:lvlText w:val=""/>
+      <w:lvlJc w:val="left"/>
+      <w:pPr>
+        <w:ind w:left="1145" w:hanging="360"/>
+      </w:pPr>
+      <w:rPr>
+        <w:rFonts w:ascii="Symbol" w:hAnsi="Symbol" w:hint="default"/>
+      </w:rPr>
+    </w:lvl>
+    <w:lvl w:ilvl="1" w:tplc="04190003" w:tentative="1">
+      <w:start w:val="1"/>
+      <w:numFmt w:val="bullet"/>
+      <w:lvlText w:val="o"/>
+      <w:lvlJc w:val="left"/>
+      <w:pPr>
+        <w:ind w:left="1865" w:hanging="360"/>
+      </w:pPr>
+      <w:rPr>
+        <w:rFonts w:ascii="Courier New" w:hAnsi="Courier New" w:cs="Courier New" w:hint="default"/>
+      </w:rPr>
+    </w:lvl>
+    <w:lvl w:ilvl="2" w:tplc="04190005" w:tentative="1">
+      <w:start w:val="1"/>
+      <w:numFmt w:val="bullet"/>
+      <w:lvlText w:val=""/>
+      <w:lvlJc w:val="left"/>
+      <w:pPr>
+        <w:ind w:left="2585" w:hanging="360"/>
+      </w:pPr>
+      <w:rPr>
+        <w:rFonts w:ascii="Wingdings" w:hAnsi="Wingdings" w:hint="default"/>
+      </w:rPr>
+    </w:lvl>
+    <w:lvl w:ilvl="3" w:tplc="04190001" w:tentative="1">
+      <w:start w:val="1"/>
+      <w:numFmt w:val="bullet"/>
+      <w:lvlText w:val=""/>
+      <w:lvlJc w:val="left"/>
+      <w:pPr>
+        <w:ind w:left="3305" w:hanging="360"/>
+      </w:pPr>
+      <w:rPr>
+        <w:rFonts w:ascii="Symbol" w:hAnsi="Symbol" w:hint="default"/>
+      </w:rPr>
+    </w:lvl>
+    <w:lvl w:ilvl="4" w:tplc="04190003" w:tentative="1">
+      <w:start w:val="1"/>
+      <w:numFmt w:val="bullet"/>
+      <w:lvlText w:val="o"/>
+      <w:lvlJc w:val="left"/>
+      <w:pPr>
+        <w:ind w:left="4025" w:hanging="360"/>
+      </w:pPr>
+      <w:rPr>
+        <w:rFonts w:ascii="Courier New" w:hAnsi="Courier New" w:cs="Courier New" w:hint="default"/>
+      </w:rPr>
+    </w:lvl>
+    <w:lvl w:ilvl="5" w:tplc="04190005" w:tentative="1">
+      <w:start w:val="1"/>
+      <w:numFmt w:val="bullet"/>
+      <w:lvlText w:val=""/>
+      <w:lvlJc w:val="left"/>
+      <w:pPr>
+        <w:ind w:left="4745" w:hanging="360"/>
+      </w:pPr>
+      <w:rPr>
+        <w:rFonts w:ascii="Wingdings" w:hAnsi="Wingdings" w:hint="default"/>
+      </w:rPr>
+    </w:lvl>
+    <w:lvl w:ilvl="6" w:tplc="04190001" w:tentative="1">
+      <w:start w:val="1"/>
+      <w:numFmt w:val="bullet"/>
+      <w:lvlText w:val=""/>
+      <w:lvlJc w:val="left"/>
+      <w:pPr>
+        <w:ind w:left="5465" w:hanging="360"/>
+      </w:pPr>
+      <w:rPr>
+        <w:rFonts w:ascii="Symbol" w:hAnsi="Symbol" w:hint="default"/>
+      </w:rPr>
+    </w:lvl>
+    <w:lvl w:ilvl="7" w:tplc="04190003" w:tentative="1">
+      <w:start w:val="1"/>
+      <w:numFmt w:val="bullet"/>
+      <w:lvlText w:val="o"/>
+      <w:lvlJc w:val="left"/>
+      <w:pPr>
+        <w:ind w:left="6185" w:hanging="360"/>
+      </w:pPr>
+      <w:rPr>
+        <w:rFonts w:ascii="Courier New" w:hAnsi="Courier New" w:cs="Courier New" w:hint="default"/>
+      </w:rPr>
+    </w:lvl>
+    <w:lvl w:ilvl="8" w:tplc="04190005" w:tentative="1">
+      <w:start w:val="1"/>
+      <w:numFmt w:val="bullet"/>
+      <w:lvlText w:val=""/>
+      <w:lvlJc w:val="left"/>
+      <w:pPr>
+        <w:ind w:left="6905" w:hanging="360"/>
+      </w:pPr>
+      <w:rPr>
+        <w:rFonts w:ascii="Wingdings" w:hAnsi="Wingdings" w:hint="default"/>
+      </w:rPr>
+    </w:lvl>
+  </w:abstractNum>
+  <w:abstractNum w:abstractNumId="1" w15:restartNumberingAfterBreak="0">
     <w:nsid w:val="09511722"/>
     <w:multiLevelType w:val="hybridMultilevel"/>
     <w:tmpl w:val="737A7B7A"/>
@@ -17841,7 +19005,7 @@
       </w:rPr>
     </w:lvl>
   </w:abstractNum>
-  <w:abstractNum w:abstractNumId="1" w15:restartNumberingAfterBreak="0">
+  <w:abstractNum w:abstractNumId="2" w15:restartNumberingAfterBreak="0">
     <w:nsid w:val="0C2F21BC"/>
     <w:multiLevelType w:val="hybridMultilevel"/>
     <w:tmpl w:val="D29A1FC2"/>
@@ -17954,7 +19118,7 @@
       </w:rPr>
     </w:lvl>
   </w:abstractNum>
-  <w:abstractNum w:abstractNumId="2" w15:restartNumberingAfterBreak="0">
+  <w:abstractNum w:abstractNumId="3" w15:restartNumberingAfterBreak="0">
     <w:nsid w:val="0C6B14D8"/>
     <w:multiLevelType w:val="hybridMultilevel"/>
     <w:tmpl w:val="A2C87524"/>
@@ -18067,7 +19231,7 @@
       </w:rPr>
     </w:lvl>
   </w:abstractNum>
-  <w:abstractNum w:abstractNumId="3" w15:restartNumberingAfterBreak="0">
+  <w:abstractNum w:abstractNumId="4" w15:restartNumberingAfterBreak="0">
     <w:nsid w:val="0EE06841"/>
     <w:multiLevelType w:val="hybridMultilevel"/>
     <w:tmpl w:val="80665EAE"/>
@@ -18180,7 +19344,7 @@
       </w:rPr>
     </w:lvl>
   </w:abstractNum>
-  <w:abstractNum w:abstractNumId="4" w15:restartNumberingAfterBreak="0">
+  <w:abstractNum w:abstractNumId="5" w15:restartNumberingAfterBreak="0">
     <w:nsid w:val="10053D75"/>
     <w:multiLevelType w:val="hybridMultilevel"/>
     <w:tmpl w:val="D4601850"/>
@@ -18293,7 +19457,7 @@
       </w:rPr>
     </w:lvl>
   </w:abstractNum>
-  <w:abstractNum w:abstractNumId="5" w15:restartNumberingAfterBreak="0">
+  <w:abstractNum w:abstractNumId="6" w15:restartNumberingAfterBreak="0">
     <w:nsid w:val="102048DE"/>
     <w:multiLevelType w:val="hybridMultilevel"/>
     <w:tmpl w:val="5A5A922C"/>
@@ -18406,7 +19570,7 @@
       </w:rPr>
     </w:lvl>
   </w:abstractNum>
-  <w:abstractNum w:abstractNumId="6" w15:restartNumberingAfterBreak="0">
+  <w:abstractNum w:abstractNumId="7" w15:restartNumberingAfterBreak="0">
     <w:nsid w:val="107B6099"/>
     <w:multiLevelType w:val="hybridMultilevel"/>
     <w:tmpl w:val="55F4EF04"/>
@@ -18519,7 +19683,354 @@
       </w:rPr>
     </w:lvl>
   </w:abstractNum>
-  <w:abstractNum w:abstractNumId="7" w15:restartNumberingAfterBreak="0">
+  <w:abstractNum w:abstractNumId="8" w15:restartNumberingAfterBreak="0">
+    <w:nsid w:val="158D7EC9"/>
+    <w:multiLevelType w:val="hybridMultilevel"/>
+    <w:tmpl w:val="7E0E68EC"/>
+    <w:lvl w:ilvl="0" w:tplc="57A00B9E">
+      <w:start w:val="1"/>
+      <w:numFmt w:val="bullet"/>
+      <w:lvlText w:val=""/>
+      <w:lvlJc w:val="left"/>
+      <w:pPr>
+        <w:ind w:left="1145" w:hanging="360"/>
+      </w:pPr>
+      <w:rPr>
+        <w:rFonts w:ascii="Symbol" w:hAnsi="Symbol" w:hint="default"/>
+      </w:rPr>
+    </w:lvl>
+    <w:lvl w:ilvl="1" w:tplc="04190003" w:tentative="1">
+      <w:start w:val="1"/>
+      <w:numFmt w:val="bullet"/>
+      <w:lvlText w:val="o"/>
+      <w:lvlJc w:val="left"/>
+      <w:pPr>
+        <w:ind w:left="1865" w:hanging="360"/>
+      </w:pPr>
+      <w:rPr>
+        <w:rFonts w:ascii="Courier New" w:hAnsi="Courier New" w:cs="Courier New" w:hint="default"/>
+      </w:rPr>
+    </w:lvl>
+    <w:lvl w:ilvl="2" w:tplc="04190005" w:tentative="1">
+      <w:start w:val="1"/>
+      <w:numFmt w:val="bullet"/>
+      <w:lvlText w:val=""/>
+      <w:lvlJc w:val="left"/>
+      <w:pPr>
+        <w:ind w:left="2585" w:hanging="360"/>
+      </w:pPr>
+      <w:rPr>
+        <w:rFonts w:ascii="Wingdings" w:hAnsi="Wingdings" w:hint="default"/>
+      </w:rPr>
+    </w:lvl>
+    <w:lvl w:ilvl="3" w:tplc="04190001" w:tentative="1">
+      <w:start w:val="1"/>
+      <w:numFmt w:val="bullet"/>
+      <w:lvlText w:val=""/>
+      <w:lvlJc w:val="left"/>
+      <w:pPr>
+        <w:ind w:left="3305" w:hanging="360"/>
+      </w:pPr>
+      <w:rPr>
+        <w:rFonts w:ascii="Symbol" w:hAnsi="Symbol" w:hint="default"/>
+      </w:rPr>
+    </w:lvl>
+    <w:lvl w:ilvl="4" w:tplc="04190003" w:tentative="1">
+      <w:start w:val="1"/>
+      <w:numFmt w:val="bullet"/>
+      <w:lvlText w:val="o"/>
+      <w:lvlJc w:val="left"/>
+      <w:pPr>
+        <w:ind w:left="4025" w:hanging="360"/>
+      </w:pPr>
+      <w:rPr>
+        <w:rFonts w:ascii="Courier New" w:hAnsi="Courier New" w:cs="Courier New" w:hint="default"/>
+      </w:rPr>
+    </w:lvl>
+    <w:lvl w:ilvl="5" w:tplc="04190005" w:tentative="1">
+      <w:start w:val="1"/>
+      <w:numFmt w:val="bullet"/>
+      <w:lvlText w:val=""/>
+      <w:lvlJc w:val="left"/>
+      <w:pPr>
+        <w:ind w:left="4745" w:hanging="360"/>
+      </w:pPr>
+      <w:rPr>
+        <w:rFonts w:ascii="Wingdings" w:hAnsi="Wingdings" w:hint="default"/>
+      </w:rPr>
+    </w:lvl>
+    <w:lvl w:ilvl="6" w:tplc="04190001" w:tentative="1">
+      <w:start w:val="1"/>
+      <w:numFmt w:val="bullet"/>
+      <w:lvlText w:val=""/>
+      <w:lvlJc w:val="left"/>
+      <w:pPr>
+        <w:ind w:left="5465" w:hanging="360"/>
+      </w:pPr>
+      <w:rPr>
+        <w:rFonts w:ascii="Symbol" w:hAnsi="Symbol" w:hint="default"/>
+      </w:rPr>
+    </w:lvl>
+    <w:lvl w:ilvl="7" w:tplc="04190003" w:tentative="1">
+      <w:start w:val="1"/>
+      <w:numFmt w:val="bullet"/>
+      <w:lvlText w:val="o"/>
+      <w:lvlJc w:val="left"/>
+      <w:pPr>
+        <w:ind w:left="6185" w:hanging="360"/>
+      </w:pPr>
+      <w:rPr>
+        <w:rFonts w:ascii="Courier New" w:hAnsi="Courier New" w:cs="Courier New" w:hint="default"/>
+      </w:rPr>
+    </w:lvl>
+    <w:lvl w:ilvl="8" w:tplc="04190005" w:tentative="1">
+      <w:start w:val="1"/>
+      <w:numFmt w:val="bullet"/>
+      <w:lvlText w:val=""/>
+      <w:lvlJc w:val="left"/>
+      <w:pPr>
+        <w:ind w:left="6905" w:hanging="360"/>
+      </w:pPr>
+      <w:rPr>
+        <w:rFonts w:ascii="Wingdings" w:hAnsi="Wingdings" w:hint="default"/>
+      </w:rPr>
+    </w:lvl>
+  </w:abstractNum>
+  <w:abstractNum w:abstractNumId="9" w15:restartNumberingAfterBreak="0">
+    <w:nsid w:val="188861C9"/>
+    <w:multiLevelType w:val="hybridMultilevel"/>
+    <w:tmpl w:val="3C90B506"/>
+    <w:lvl w:ilvl="0" w:tplc="57A00B9E">
+      <w:start w:val="1"/>
+      <w:numFmt w:val="bullet"/>
+      <w:lvlText w:val=""/>
+      <w:lvlJc w:val="left"/>
+      <w:pPr>
+        <w:ind w:left="1145" w:hanging="360"/>
+      </w:pPr>
+      <w:rPr>
+        <w:rFonts w:ascii="Symbol" w:hAnsi="Symbol" w:hint="default"/>
+      </w:rPr>
+    </w:lvl>
+    <w:lvl w:ilvl="1" w:tplc="04190003" w:tentative="1">
+      <w:start w:val="1"/>
+      <w:numFmt w:val="bullet"/>
+      <w:lvlText w:val="o"/>
+      <w:lvlJc w:val="left"/>
+      <w:pPr>
+        <w:ind w:left="1865" w:hanging="360"/>
+      </w:pPr>
+      <w:rPr>
+        <w:rFonts w:ascii="Courier New" w:hAnsi="Courier New" w:cs="Courier New" w:hint="default"/>
+      </w:rPr>
+    </w:lvl>
+    <w:lvl w:ilvl="2" w:tplc="04190005" w:tentative="1">
+      <w:start w:val="1"/>
+      <w:numFmt w:val="bullet"/>
+      <w:lvlText w:val=""/>
+      <w:lvlJc w:val="left"/>
+      <w:pPr>
+        <w:ind w:left="2585" w:hanging="360"/>
+      </w:pPr>
+      <w:rPr>
+        <w:rFonts w:ascii="Wingdings" w:hAnsi="Wingdings" w:hint="default"/>
+      </w:rPr>
+    </w:lvl>
+    <w:lvl w:ilvl="3" w:tplc="04190001" w:tentative="1">
+      <w:start w:val="1"/>
+      <w:numFmt w:val="bullet"/>
+      <w:lvlText w:val=""/>
+      <w:lvlJc w:val="left"/>
+      <w:pPr>
+        <w:ind w:left="3305" w:hanging="360"/>
+      </w:pPr>
+      <w:rPr>
+        <w:rFonts w:ascii="Symbol" w:hAnsi="Symbol" w:hint="default"/>
+      </w:rPr>
+    </w:lvl>
+    <w:lvl w:ilvl="4" w:tplc="04190003" w:tentative="1">
+      <w:start w:val="1"/>
+      <w:numFmt w:val="bullet"/>
+      <w:lvlText w:val="o"/>
+      <w:lvlJc w:val="left"/>
+      <w:pPr>
+        <w:ind w:left="4025" w:hanging="360"/>
+      </w:pPr>
+      <w:rPr>
+        <w:rFonts w:ascii="Courier New" w:hAnsi="Courier New" w:cs="Courier New" w:hint="default"/>
+      </w:rPr>
+    </w:lvl>
+    <w:lvl w:ilvl="5" w:tplc="04190005" w:tentative="1">
+      <w:start w:val="1"/>
+      <w:numFmt w:val="bullet"/>
+      <w:lvlText w:val=""/>
+      <w:lvlJc w:val="left"/>
+      <w:pPr>
+        <w:ind w:left="4745" w:hanging="360"/>
+      </w:pPr>
+      <w:rPr>
+        <w:rFonts w:ascii="Wingdings" w:hAnsi="Wingdings" w:hint="default"/>
+      </w:rPr>
+    </w:lvl>
+    <w:lvl w:ilvl="6" w:tplc="04190001" w:tentative="1">
+      <w:start w:val="1"/>
+      <w:numFmt w:val="bullet"/>
+      <w:lvlText w:val=""/>
+      <w:lvlJc w:val="left"/>
+      <w:pPr>
+        <w:ind w:left="5465" w:hanging="360"/>
+      </w:pPr>
+      <w:rPr>
+        <w:rFonts w:ascii="Symbol" w:hAnsi="Symbol" w:hint="default"/>
+      </w:rPr>
+    </w:lvl>
+    <w:lvl w:ilvl="7" w:tplc="04190003" w:tentative="1">
+      <w:start w:val="1"/>
+      <w:numFmt w:val="bullet"/>
+      <w:lvlText w:val="o"/>
+      <w:lvlJc w:val="left"/>
+      <w:pPr>
+        <w:ind w:left="6185" w:hanging="360"/>
+      </w:pPr>
+      <w:rPr>
+        <w:rFonts w:ascii="Courier New" w:hAnsi="Courier New" w:cs="Courier New" w:hint="default"/>
+      </w:rPr>
+    </w:lvl>
+    <w:lvl w:ilvl="8" w:tplc="04190005" w:tentative="1">
+      <w:start w:val="1"/>
+      <w:numFmt w:val="bullet"/>
+      <w:lvlText w:val=""/>
+      <w:lvlJc w:val="left"/>
+      <w:pPr>
+        <w:ind w:left="6905" w:hanging="360"/>
+      </w:pPr>
+      <w:rPr>
+        <w:rFonts w:ascii="Wingdings" w:hAnsi="Wingdings" w:hint="default"/>
+      </w:rPr>
+    </w:lvl>
+  </w:abstractNum>
+  <w:abstractNum w:abstractNumId="10" w15:restartNumberingAfterBreak="0">
+    <w:nsid w:val="1B373B88"/>
+    <w:multiLevelType w:val="multilevel"/>
+    <w:tmpl w:val="142AFAC2"/>
+    <w:lvl w:ilvl="0">
+      <w:start w:val="2"/>
+      <w:numFmt w:val="decimal"/>
+      <w:lvlText w:val="%1"/>
+      <w:lvlJc w:val="left"/>
+      <w:pPr>
+        <w:ind w:left="810" w:hanging="360"/>
+      </w:pPr>
+      <w:rPr>
+        <w:rFonts w:hint="default"/>
+      </w:rPr>
+    </w:lvl>
+    <w:lvl w:ilvl="1">
+      <w:start w:val="1"/>
+      <w:numFmt w:val="decimal"/>
+      <w:isLgl/>
+      <w:lvlText w:val="%1.%2."/>
+      <w:lvlJc w:val="left"/>
+      <w:pPr>
+        <w:ind w:left="1170" w:hanging="720"/>
+      </w:pPr>
+      <w:rPr>
+        <w:rFonts w:hint="default"/>
+      </w:rPr>
+    </w:lvl>
+    <w:lvl w:ilvl="2">
+      <w:start w:val="1"/>
+      <w:numFmt w:val="decimal"/>
+      <w:isLgl/>
+      <w:lvlText w:val="%1.%2.%3."/>
+      <w:lvlJc w:val="left"/>
+      <w:pPr>
+        <w:ind w:left="1170" w:hanging="720"/>
+      </w:pPr>
+      <w:rPr>
+        <w:rFonts w:hint="default"/>
+      </w:rPr>
+    </w:lvl>
+    <w:lvl w:ilvl="3">
+      <w:start w:val="1"/>
+      <w:numFmt w:val="decimal"/>
+      <w:isLgl/>
+      <w:lvlText w:val="%1.%2.%3.%4."/>
+      <w:lvlJc w:val="left"/>
+      <w:pPr>
+        <w:ind w:left="1530" w:hanging="1080"/>
+      </w:pPr>
+      <w:rPr>
+        <w:rFonts w:hint="default"/>
+      </w:rPr>
+    </w:lvl>
+    <w:lvl w:ilvl="4">
+      <w:start w:val="1"/>
+      <w:numFmt w:val="decimal"/>
+      <w:isLgl/>
+      <w:lvlText w:val="%1.%2.%3.%4.%5."/>
+      <w:lvlJc w:val="left"/>
+      <w:pPr>
+        <w:ind w:left="1530" w:hanging="1080"/>
+      </w:pPr>
+      <w:rPr>
+        <w:rFonts w:hint="default"/>
+      </w:rPr>
+    </w:lvl>
+    <w:lvl w:ilvl="5">
+      <w:start w:val="1"/>
+      <w:numFmt w:val="decimal"/>
+      <w:isLgl/>
+      <w:lvlText w:val="%1.%2.%3.%4.%5.%6."/>
+      <w:lvlJc w:val="left"/>
+      <w:pPr>
+        <w:ind w:left="1890" w:hanging="1440"/>
+      </w:pPr>
+      <w:rPr>
+        <w:rFonts w:hint="default"/>
+      </w:rPr>
+    </w:lvl>
+    <w:lvl w:ilvl="6">
+      <w:start w:val="1"/>
+      <w:numFmt w:val="decimal"/>
+      <w:isLgl/>
+      <w:lvlText w:val="%1.%2.%3.%4.%5.%6.%7."/>
+      <w:lvlJc w:val="left"/>
+      <w:pPr>
+        <w:ind w:left="2250" w:hanging="1800"/>
+      </w:pPr>
+      <w:rPr>
+        <w:rFonts w:hint="default"/>
+      </w:rPr>
+    </w:lvl>
+    <w:lvl w:ilvl="7">
+      <w:start w:val="1"/>
+      <w:numFmt w:val="decimal"/>
+      <w:isLgl/>
+      <w:lvlText w:val="%1.%2.%3.%4.%5.%6.%7.%8."/>
+      <w:lvlJc w:val="left"/>
+      <w:pPr>
+        <w:ind w:left="2250" w:hanging="1800"/>
+      </w:pPr>
+      <w:rPr>
+        <w:rFonts w:hint="default"/>
+      </w:rPr>
+    </w:lvl>
+    <w:lvl w:ilvl="8">
+      <w:start w:val="1"/>
+      <w:numFmt w:val="decimal"/>
+      <w:isLgl/>
+      <w:lvlText w:val="%1.%2.%3.%4.%5.%6.%7.%8.%9."/>
+      <w:lvlJc w:val="left"/>
+      <w:pPr>
+        <w:ind w:left="2610" w:hanging="2160"/>
+      </w:pPr>
+      <w:rPr>
+        <w:rFonts w:hint="default"/>
+      </w:rPr>
+    </w:lvl>
+  </w:abstractNum>
+  <w:abstractNum w:abstractNumId="11" w15:restartNumberingAfterBreak="0">
     <w:nsid w:val="1D1C7C0C"/>
     <w:multiLevelType w:val="hybridMultilevel"/>
     <w:tmpl w:val="552E30F2"/>
@@ -18632,7 +20143,7 @@
       </w:rPr>
     </w:lvl>
   </w:abstractNum>
-  <w:abstractNum w:abstractNumId="8" w15:restartNumberingAfterBreak="0">
+  <w:abstractNum w:abstractNumId="12" w15:restartNumberingAfterBreak="0">
     <w:nsid w:val="1E0906D9"/>
     <w:multiLevelType w:val="hybridMultilevel"/>
     <w:tmpl w:val="B852A74A"/>
@@ -18745,7 +20256,96 @@
       </w:rPr>
     </w:lvl>
   </w:abstractNum>
-  <w:abstractNum w:abstractNumId="9" w15:restartNumberingAfterBreak="0">
+  <w:abstractNum w:abstractNumId="13" w15:restartNumberingAfterBreak="0">
+    <w:nsid w:val="1E4A2940"/>
+    <w:multiLevelType w:val="hybridMultilevel"/>
+    <w:tmpl w:val="930CDDC2"/>
+    <w:lvl w:ilvl="0" w:tplc="148CB78E">
+      <w:start w:val="1"/>
+      <w:numFmt w:val="decimal"/>
+      <w:lvlText w:val="%1)"/>
+      <w:lvlJc w:val="left"/>
+      <w:pPr>
+        <w:ind w:left="1145" w:hanging="360"/>
+      </w:pPr>
+      <w:rPr>
+        <w:rFonts w:hint="default"/>
+      </w:rPr>
+    </w:lvl>
+    <w:lvl w:ilvl="1" w:tplc="04190019" w:tentative="1">
+      <w:start w:val="1"/>
+      <w:numFmt w:val="lowerLetter"/>
+      <w:lvlText w:val="%2."/>
+      <w:lvlJc w:val="left"/>
+      <w:pPr>
+        <w:ind w:left="1440" w:hanging="360"/>
+      </w:pPr>
+    </w:lvl>
+    <w:lvl w:ilvl="2" w:tplc="0419001B" w:tentative="1">
+      <w:start w:val="1"/>
+      <w:numFmt w:val="lowerRoman"/>
+      <w:lvlText w:val="%3."/>
+      <w:lvlJc w:val="right"/>
+      <w:pPr>
+        <w:ind w:left="2160" w:hanging="180"/>
+      </w:pPr>
+    </w:lvl>
+    <w:lvl w:ilvl="3" w:tplc="0419000F" w:tentative="1">
+      <w:start w:val="1"/>
+      <w:numFmt w:val="decimal"/>
+      <w:lvlText w:val="%4."/>
+      <w:lvlJc w:val="left"/>
+      <w:pPr>
+        <w:ind w:left="2880" w:hanging="360"/>
+      </w:pPr>
+    </w:lvl>
+    <w:lvl w:ilvl="4" w:tplc="04190019" w:tentative="1">
+      <w:start w:val="1"/>
+      <w:numFmt w:val="lowerLetter"/>
+      <w:lvlText w:val="%5."/>
+      <w:lvlJc w:val="left"/>
+      <w:pPr>
+        <w:ind w:left="3600" w:hanging="360"/>
+      </w:pPr>
+    </w:lvl>
+    <w:lvl w:ilvl="5" w:tplc="0419001B" w:tentative="1">
+      <w:start w:val="1"/>
+      <w:numFmt w:val="lowerRoman"/>
+      <w:lvlText w:val="%6."/>
+      <w:lvlJc w:val="right"/>
+      <w:pPr>
+        <w:ind w:left="4320" w:hanging="180"/>
+      </w:pPr>
+    </w:lvl>
+    <w:lvl w:ilvl="6" w:tplc="0419000F" w:tentative="1">
+      <w:start w:val="1"/>
+      <w:numFmt w:val="decimal"/>
+      <w:lvlText w:val="%7."/>
+      <w:lvlJc w:val="left"/>
+      <w:pPr>
+        <w:ind w:left="5040" w:hanging="360"/>
+      </w:pPr>
+    </w:lvl>
+    <w:lvl w:ilvl="7" w:tplc="04190019" w:tentative="1">
+      <w:start w:val="1"/>
+      <w:numFmt w:val="lowerLetter"/>
+      <w:lvlText w:val="%8."/>
+      <w:lvlJc w:val="left"/>
+      <w:pPr>
+        <w:ind w:left="5760" w:hanging="360"/>
+      </w:pPr>
+    </w:lvl>
+    <w:lvl w:ilvl="8" w:tplc="0419001B" w:tentative="1">
+      <w:start w:val="1"/>
+      <w:numFmt w:val="lowerRoman"/>
+      <w:lvlText w:val="%9."/>
+      <w:lvlJc w:val="right"/>
+      <w:pPr>
+        <w:ind w:left="6480" w:hanging="180"/>
+      </w:pPr>
+    </w:lvl>
+  </w:abstractNum>
+  <w:abstractNum w:abstractNumId="14" w15:restartNumberingAfterBreak="0">
     <w:nsid w:val="20CA28C4"/>
     <w:multiLevelType w:val="hybridMultilevel"/>
     <w:tmpl w:val="35F8B6FC"/>
@@ -18834,7 +20434,120 @@
       </w:pPr>
     </w:lvl>
   </w:abstractNum>
-  <w:abstractNum w:abstractNumId="10" w15:restartNumberingAfterBreak="0">
+  <w:abstractNum w:abstractNumId="15" w15:restartNumberingAfterBreak="0">
+    <w:nsid w:val="217B2417"/>
+    <w:multiLevelType w:val="hybridMultilevel"/>
+    <w:tmpl w:val="A216D7F8"/>
+    <w:lvl w:ilvl="0" w:tplc="57A00B9E">
+      <w:start w:val="1"/>
+      <w:numFmt w:val="bullet"/>
+      <w:lvlText w:val=""/>
+      <w:lvlJc w:val="left"/>
+      <w:pPr>
+        <w:ind w:left="1145" w:hanging="360"/>
+      </w:pPr>
+      <w:rPr>
+        <w:rFonts w:ascii="Symbol" w:hAnsi="Symbol" w:hint="default"/>
+      </w:rPr>
+    </w:lvl>
+    <w:lvl w:ilvl="1" w:tplc="04190003" w:tentative="1">
+      <w:start w:val="1"/>
+      <w:numFmt w:val="bullet"/>
+      <w:lvlText w:val="o"/>
+      <w:lvlJc w:val="left"/>
+      <w:pPr>
+        <w:ind w:left="1865" w:hanging="360"/>
+      </w:pPr>
+      <w:rPr>
+        <w:rFonts w:ascii="Courier New" w:hAnsi="Courier New" w:cs="Courier New" w:hint="default"/>
+      </w:rPr>
+    </w:lvl>
+    <w:lvl w:ilvl="2" w:tplc="04190005" w:tentative="1">
+      <w:start w:val="1"/>
+      <w:numFmt w:val="bullet"/>
+      <w:lvlText w:val=""/>
+      <w:lvlJc w:val="left"/>
+      <w:pPr>
+        <w:ind w:left="2585" w:hanging="360"/>
+      </w:pPr>
+      <w:rPr>
+        <w:rFonts w:ascii="Wingdings" w:hAnsi="Wingdings" w:hint="default"/>
+      </w:rPr>
+    </w:lvl>
+    <w:lvl w:ilvl="3" w:tplc="04190001" w:tentative="1">
+      <w:start w:val="1"/>
+      <w:numFmt w:val="bullet"/>
+      <w:lvlText w:val=""/>
+      <w:lvlJc w:val="left"/>
+      <w:pPr>
+        <w:ind w:left="3305" w:hanging="360"/>
+      </w:pPr>
+      <w:rPr>
+        <w:rFonts w:ascii="Symbol" w:hAnsi="Symbol" w:hint="default"/>
+      </w:rPr>
+    </w:lvl>
+    <w:lvl w:ilvl="4" w:tplc="04190003" w:tentative="1">
+      <w:start w:val="1"/>
+      <w:numFmt w:val="bullet"/>
+      <w:lvlText w:val="o"/>
+      <w:lvlJc w:val="left"/>
+      <w:pPr>
+        <w:ind w:left="4025" w:hanging="360"/>
+      </w:pPr>
+      <w:rPr>
+        <w:rFonts w:ascii="Courier New" w:hAnsi="Courier New" w:cs="Courier New" w:hint="default"/>
+      </w:rPr>
+    </w:lvl>
+    <w:lvl w:ilvl="5" w:tplc="04190005" w:tentative="1">
+      <w:start w:val="1"/>
+      <w:numFmt w:val="bullet"/>
+      <w:lvlText w:val=""/>
+      <w:lvlJc w:val="left"/>
+      <w:pPr>
+        <w:ind w:left="4745" w:hanging="360"/>
+      </w:pPr>
+      <w:rPr>
+        <w:rFonts w:ascii="Wingdings" w:hAnsi="Wingdings" w:hint="default"/>
+      </w:rPr>
+    </w:lvl>
+    <w:lvl w:ilvl="6" w:tplc="04190001" w:tentative="1">
+      <w:start w:val="1"/>
+      <w:numFmt w:val="bullet"/>
+      <w:lvlText w:val=""/>
+      <w:lvlJc w:val="left"/>
+      <w:pPr>
+        <w:ind w:left="5465" w:hanging="360"/>
+      </w:pPr>
+      <w:rPr>
+        <w:rFonts w:ascii="Symbol" w:hAnsi="Symbol" w:hint="default"/>
+      </w:rPr>
+    </w:lvl>
+    <w:lvl w:ilvl="7" w:tplc="04190003" w:tentative="1">
+      <w:start w:val="1"/>
+      <w:numFmt w:val="bullet"/>
+      <w:lvlText w:val="o"/>
+      <w:lvlJc w:val="left"/>
+      <w:pPr>
+        <w:ind w:left="6185" w:hanging="360"/>
+      </w:pPr>
+      <w:rPr>
+        <w:rFonts w:ascii="Courier New" w:hAnsi="Courier New" w:cs="Courier New" w:hint="default"/>
+      </w:rPr>
+    </w:lvl>
+    <w:lvl w:ilvl="8" w:tplc="04190005" w:tentative="1">
+      <w:start w:val="1"/>
+      <w:numFmt w:val="bullet"/>
+      <w:lvlText w:val=""/>
+      <w:lvlJc w:val="left"/>
+      <w:pPr>
+        <w:ind w:left="6905" w:hanging="360"/>
+      </w:pPr>
+      <w:rPr>
+        <w:rFonts w:ascii="Wingdings" w:hAnsi="Wingdings" w:hint="default"/>
+      </w:rPr>
+    </w:lvl>
+  </w:abstractNum>
+  <w:abstractNum w:abstractNumId="16" w15:restartNumberingAfterBreak="0">
     <w:nsid w:val="21B562DB"/>
     <w:multiLevelType w:val="hybridMultilevel"/>
     <w:tmpl w:val="5B6A5A32"/>
@@ -18947,7 +20660,120 @@
       </w:rPr>
     </w:lvl>
   </w:abstractNum>
-  <w:abstractNum w:abstractNumId="11" w15:restartNumberingAfterBreak="0">
+  <w:abstractNum w:abstractNumId="17" w15:restartNumberingAfterBreak="0">
+    <w:nsid w:val="23B463DE"/>
+    <w:multiLevelType w:val="hybridMultilevel"/>
+    <w:tmpl w:val="18D8768A"/>
+    <w:lvl w:ilvl="0" w:tplc="57A00B9E">
+      <w:start w:val="1"/>
+      <w:numFmt w:val="bullet"/>
+      <w:lvlText w:val=""/>
+      <w:lvlJc w:val="left"/>
+      <w:pPr>
+        <w:ind w:left="1170" w:hanging="360"/>
+      </w:pPr>
+      <w:rPr>
+        <w:rFonts w:ascii="Symbol" w:hAnsi="Symbol" w:hint="default"/>
+      </w:rPr>
+    </w:lvl>
+    <w:lvl w:ilvl="1" w:tplc="04190003" w:tentative="1">
+      <w:start w:val="1"/>
+      <w:numFmt w:val="bullet"/>
+      <w:lvlText w:val="o"/>
+      <w:lvlJc w:val="left"/>
+      <w:pPr>
+        <w:ind w:left="1890" w:hanging="360"/>
+      </w:pPr>
+      <w:rPr>
+        <w:rFonts w:ascii="Courier New" w:hAnsi="Courier New" w:cs="Courier New" w:hint="default"/>
+      </w:rPr>
+    </w:lvl>
+    <w:lvl w:ilvl="2" w:tplc="04190005" w:tentative="1">
+      <w:start w:val="1"/>
+      <w:numFmt w:val="bullet"/>
+      <w:lvlText w:val=""/>
+      <w:lvlJc w:val="left"/>
+      <w:pPr>
+        <w:ind w:left="2610" w:hanging="360"/>
+      </w:pPr>
+      <w:rPr>
+        <w:rFonts w:ascii="Wingdings" w:hAnsi="Wingdings" w:hint="default"/>
+      </w:rPr>
+    </w:lvl>
+    <w:lvl w:ilvl="3" w:tplc="04190001" w:tentative="1">
+      <w:start w:val="1"/>
+      <w:numFmt w:val="bullet"/>
+      <w:lvlText w:val=""/>
+      <w:lvlJc w:val="left"/>
+      <w:pPr>
+        <w:ind w:left="3330" w:hanging="360"/>
+      </w:pPr>
+      <w:rPr>
+        <w:rFonts w:ascii="Symbol" w:hAnsi="Symbol" w:hint="default"/>
+      </w:rPr>
+    </w:lvl>
+    <w:lvl w:ilvl="4" w:tplc="04190003" w:tentative="1">
+      <w:start w:val="1"/>
+      <w:numFmt w:val="bullet"/>
+      <w:lvlText w:val="o"/>
+      <w:lvlJc w:val="left"/>
+      <w:pPr>
+        <w:ind w:left="4050" w:hanging="360"/>
+      </w:pPr>
+      <w:rPr>
+        <w:rFonts w:ascii="Courier New" w:hAnsi="Courier New" w:cs="Courier New" w:hint="default"/>
+      </w:rPr>
+    </w:lvl>
+    <w:lvl w:ilvl="5" w:tplc="04190005" w:tentative="1">
+      <w:start w:val="1"/>
+      <w:numFmt w:val="bullet"/>
+      <w:lvlText w:val=""/>
+      <w:lvlJc w:val="left"/>
+      <w:pPr>
+        <w:ind w:left="4770" w:hanging="360"/>
+      </w:pPr>
+      <w:rPr>
+        <w:rFonts w:ascii="Wingdings" w:hAnsi="Wingdings" w:hint="default"/>
+      </w:rPr>
+    </w:lvl>
+    <w:lvl w:ilvl="6" w:tplc="04190001" w:tentative="1">
+      <w:start w:val="1"/>
+      <w:numFmt w:val="bullet"/>
+      <w:lvlText w:val=""/>
+      <w:lvlJc w:val="left"/>
+      <w:pPr>
+        <w:ind w:left="5490" w:hanging="360"/>
+      </w:pPr>
+      <w:rPr>
+        <w:rFonts w:ascii="Symbol" w:hAnsi="Symbol" w:hint="default"/>
+      </w:rPr>
+    </w:lvl>
+    <w:lvl w:ilvl="7" w:tplc="04190003" w:tentative="1">
+      <w:start w:val="1"/>
+      <w:numFmt w:val="bullet"/>
+      <w:lvlText w:val="o"/>
+      <w:lvlJc w:val="left"/>
+      <w:pPr>
+        <w:ind w:left="6210" w:hanging="360"/>
+      </w:pPr>
+      <w:rPr>
+        <w:rFonts w:ascii="Courier New" w:hAnsi="Courier New" w:cs="Courier New" w:hint="default"/>
+      </w:rPr>
+    </w:lvl>
+    <w:lvl w:ilvl="8" w:tplc="04190005" w:tentative="1">
+      <w:start w:val="1"/>
+      <w:numFmt w:val="bullet"/>
+      <w:lvlText w:val=""/>
+      <w:lvlJc w:val="left"/>
+      <w:pPr>
+        <w:ind w:left="6930" w:hanging="360"/>
+      </w:pPr>
+      <w:rPr>
+        <w:rFonts w:ascii="Wingdings" w:hAnsi="Wingdings" w:hint="default"/>
+      </w:rPr>
+    </w:lvl>
+  </w:abstractNum>
+  <w:abstractNum w:abstractNumId="18" w15:restartNumberingAfterBreak="0">
     <w:nsid w:val="24127542"/>
     <w:multiLevelType w:val="hybridMultilevel"/>
     <w:tmpl w:val="58B0A978"/>
@@ -19060,7 +20886,7 @@
       </w:rPr>
     </w:lvl>
   </w:abstractNum>
-  <w:abstractNum w:abstractNumId="12" w15:restartNumberingAfterBreak="0">
+  <w:abstractNum w:abstractNumId="19" w15:restartNumberingAfterBreak="0">
     <w:nsid w:val="26B40849"/>
     <w:multiLevelType w:val="hybridMultilevel"/>
     <w:tmpl w:val="1422A982"/>
@@ -19149,7 +20975,7 @@
       </w:pPr>
     </w:lvl>
   </w:abstractNum>
-  <w:abstractNum w:abstractNumId="13" w15:restartNumberingAfterBreak="0">
+  <w:abstractNum w:abstractNumId="20" w15:restartNumberingAfterBreak="0">
     <w:nsid w:val="328013A8"/>
     <w:multiLevelType w:val="hybridMultilevel"/>
     <w:tmpl w:val="84E4859C"/>
@@ -19238,7 +21064,7 @@
       </w:pPr>
     </w:lvl>
   </w:abstractNum>
-  <w:abstractNum w:abstractNumId="14" w15:restartNumberingAfterBreak="0">
+  <w:abstractNum w:abstractNumId="21" w15:restartNumberingAfterBreak="0">
     <w:nsid w:val="33587937"/>
     <w:multiLevelType w:val="hybridMultilevel"/>
     <w:tmpl w:val="22A432E6"/>
@@ -19351,7 +21177,7 @@
       </w:rPr>
     </w:lvl>
   </w:abstractNum>
-  <w:abstractNum w:abstractNumId="15" w15:restartNumberingAfterBreak="0">
+  <w:abstractNum w:abstractNumId="22" w15:restartNumberingAfterBreak="0">
     <w:nsid w:val="3ADA6B69"/>
     <w:multiLevelType w:val="hybridMultilevel"/>
     <w:tmpl w:val="F81845BA"/>
@@ -19464,7 +21290,7 @@
       </w:rPr>
     </w:lvl>
   </w:abstractNum>
-  <w:abstractNum w:abstractNumId="16" w15:restartNumberingAfterBreak="0">
+  <w:abstractNum w:abstractNumId="23" w15:restartNumberingAfterBreak="0">
     <w:nsid w:val="3D191D55"/>
     <w:multiLevelType w:val="hybridMultilevel"/>
     <w:tmpl w:val="F45CF7FE"/>
@@ -19577,7 +21403,7 @@
       </w:rPr>
     </w:lvl>
   </w:abstractNum>
-  <w:abstractNum w:abstractNumId="17" w15:restartNumberingAfterBreak="0">
+  <w:abstractNum w:abstractNumId="24" w15:restartNumberingAfterBreak="0">
     <w:nsid w:val="4C8D71F0"/>
     <w:multiLevelType w:val="multilevel"/>
     <w:tmpl w:val="B476C90A"/>
@@ -19690,7 +21516,7 @@
       </w:rPr>
     </w:lvl>
   </w:abstractNum>
-  <w:abstractNum w:abstractNumId="18" w15:restartNumberingAfterBreak="0">
+  <w:abstractNum w:abstractNumId="25" w15:restartNumberingAfterBreak="0">
     <w:nsid w:val="4DA86EA4"/>
     <w:multiLevelType w:val="hybridMultilevel"/>
     <w:tmpl w:val="C62640EC"/>
@@ -19803,7 +21629,7 @@
       </w:rPr>
     </w:lvl>
   </w:abstractNum>
-  <w:abstractNum w:abstractNumId="19" w15:restartNumberingAfterBreak="0">
+  <w:abstractNum w:abstractNumId="26" w15:restartNumberingAfterBreak="0">
     <w:nsid w:val="50924887"/>
     <w:multiLevelType w:val="hybridMultilevel"/>
     <w:tmpl w:val="3D2C47BE"/>
@@ -19916,7 +21742,7 @@
       </w:rPr>
     </w:lvl>
   </w:abstractNum>
-  <w:abstractNum w:abstractNumId="20" w15:restartNumberingAfterBreak="0">
+  <w:abstractNum w:abstractNumId="27" w15:restartNumberingAfterBreak="0">
     <w:nsid w:val="517549A7"/>
     <w:multiLevelType w:val="hybridMultilevel"/>
     <w:tmpl w:val="99D634BC"/>
@@ -20029,7 +21855,7 @@
       </w:rPr>
     </w:lvl>
   </w:abstractNum>
-  <w:abstractNum w:abstractNumId="21" w15:restartNumberingAfterBreak="0">
+  <w:abstractNum w:abstractNumId="28" w15:restartNumberingAfterBreak="0">
     <w:nsid w:val="54EB09E3"/>
     <w:multiLevelType w:val="hybridMultilevel"/>
     <w:tmpl w:val="1A5EF1A2"/>
@@ -20142,10 +21968,10 @@
       </w:rPr>
     </w:lvl>
   </w:abstractNum>
-  <w:abstractNum w:abstractNumId="22" w15:restartNumberingAfterBreak="0">
+  <w:abstractNum w:abstractNumId="29" w15:restartNumberingAfterBreak="0">
     <w:nsid w:val="55C40745"/>
     <w:multiLevelType w:val="hybridMultilevel"/>
-    <w:tmpl w:val="BA200F58"/>
+    <w:tmpl w:val="5076108C"/>
     <w:lvl w:ilvl="0" w:tplc="04190011">
       <w:start w:val="1"/>
       <w:numFmt w:val="decimal"/>
@@ -20228,7 +22054,7 @@
       </w:pPr>
     </w:lvl>
   </w:abstractNum>
-  <w:abstractNum w:abstractNumId="23" w15:restartNumberingAfterBreak="0">
+  <w:abstractNum w:abstractNumId="30" w15:restartNumberingAfterBreak="0">
     <w:nsid w:val="5B243833"/>
     <w:multiLevelType w:val="hybridMultilevel"/>
     <w:tmpl w:val="965A84E8"/>
@@ -20341,7 +22167,7 @@
       </w:rPr>
     </w:lvl>
   </w:abstractNum>
-  <w:abstractNum w:abstractNumId="24" w15:restartNumberingAfterBreak="0">
+  <w:abstractNum w:abstractNumId="31" w15:restartNumberingAfterBreak="0">
     <w:nsid w:val="65065CE5"/>
     <w:multiLevelType w:val="multilevel"/>
     <w:tmpl w:val="142AFAC2"/>
@@ -20462,7 +22288,120 @@
       </w:rPr>
     </w:lvl>
   </w:abstractNum>
-  <w:abstractNum w:abstractNumId="25" w15:restartNumberingAfterBreak="0">
+  <w:abstractNum w:abstractNumId="32" w15:restartNumberingAfterBreak="0">
+    <w:nsid w:val="670D2BBD"/>
+    <w:multiLevelType w:val="hybridMultilevel"/>
+    <w:tmpl w:val="4A889238"/>
+    <w:lvl w:ilvl="0" w:tplc="57A00B9E">
+      <w:start w:val="1"/>
+      <w:numFmt w:val="bullet"/>
+      <w:lvlText w:val=""/>
+      <w:lvlJc w:val="left"/>
+      <w:pPr>
+        <w:ind w:left="1145" w:hanging="360"/>
+      </w:pPr>
+      <w:rPr>
+        <w:rFonts w:ascii="Symbol" w:hAnsi="Symbol" w:hint="default"/>
+      </w:rPr>
+    </w:lvl>
+    <w:lvl w:ilvl="1" w:tplc="04190003" w:tentative="1">
+      <w:start w:val="1"/>
+      <w:numFmt w:val="bullet"/>
+      <w:lvlText w:val="o"/>
+      <w:lvlJc w:val="left"/>
+      <w:pPr>
+        <w:ind w:left="1865" w:hanging="360"/>
+      </w:pPr>
+      <w:rPr>
+        <w:rFonts w:ascii="Courier New" w:hAnsi="Courier New" w:cs="Courier New" w:hint="default"/>
+      </w:rPr>
+    </w:lvl>
+    <w:lvl w:ilvl="2" w:tplc="04190005" w:tentative="1">
+      <w:start w:val="1"/>
+      <w:numFmt w:val="bullet"/>
+      <w:lvlText w:val=""/>
+      <w:lvlJc w:val="left"/>
+      <w:pPr>
+        <w:ind w:left="2585" w:hanging="360"/>
+      </w:pPr>
+      <w:rPr>
+        <w:rFonts w:ascii="Wingdings" w:hAnsi="Wingdings" w:hint="default"/>
+      </w:rPr>
+    </w:lvl>
+    <w:lvl w:ilvl="3" w:tplc="04190001" w:tentative="1">
+      <w:start w:val="1"/>
+      <w:numFmt w:val="bullet"/>
+      <w:lvlText w:val=""/>
+      <w:lvlJc w:val="left"/>
+      <w:pPr>
+        <w:ind w:left="3305" w:hanging="360"/>
+      </w:pPr>
+      <w:rPr>
+        <w:rFonts w:ascii="Symbol" w:hAnsi="Symbol" w:hint="default"/>
+      </w:rPr>
+    </w:lvl>
+    <w:lvl w:ilvl="4" w:tplc="04190003" w:tentative="1">
+      <w:start w:val="1"/>
+      <w:numFmt w:val="bullet"/>
+      <w:lvlText w:val="o"/>
+      <w:lvlJc w:val="left"/>
+      <w:pPr>
+        <w:ind w:left="4025" w:hanging="360"/>
+      </w:pPr>
+      <w:rPr>
+        <w:rFonts w:ascii="Courier New" w:hAnsi="Courier New" w:cs="Courier New" w:hint="default"/>
+      </w:rPr>
+    </w:lvl>
+    <w:lvl w:ilvl="5" w:tplc="04190005" w:tentative="1">
+      <w:start w:val="1"/>
+      <w:numFmt w:val="bullet"/>
+      <w:lvlText w:val=""/>
+      <w:lvlJc w:val="left"/>
+      <w:pPr>
+        <w:ind w:left="4745" w:hanging="360"/>
+      </w:pPr>
+      <w:rPr>
+        <w:rFonts w:ascii="Wingdings" w:hAnsi="Wingdings" w:hint="default"/>
+      </w:rPr>
+    </w:lvl>
+    <w:lvl w:ilvl="6" w:tplc="04190001" w:tentative="1">
+      <w:start w:val="1"/>
+      <w:numFmt w:val="bullet"/>
+      <w:lvlText w:val=""/>
+      <w:lvlJc w:val="left"/>
+      <w:pPr>
+        <w:ind w:left="5465" w:hanging="360"/>
+      </w:pPr>
+      <w:rPr>
+        <w:rFonts w:ascii="Symbol" w:hAnsi="Symbol" w:hint="default"/>
+      </w:rPr>
+    </w:lvl>
+    <w:lvl w:ilvl="7" w:tplc="04190003" w:tentative="1">
+      <w:start w:val="1"/>
+      <w:numFmt w:val="bullet"/>
+      <w:lvlText w:val="o"/>
+      <w:lvlJc w:val="left"/>
+      <w:pPr>
+        <w:ind w:left="6185" w:hanging="360"/>
+      </w:pPr>
+      <w:rPr>
+        <w:rFonts w:ascii="Courier New" w:hAnsi="Courier New" w:cs="Courier New" w:hint="default"/>
+      </w:rPr>
+    </w:lvl>
+    <w:lvl w:ilvl="8" w:tplc="04190005" w:tentative="1">
+      <w:start w:val="1"/>
+      <w:numFmt w:val="bullet"/>
+      <w:lvlText w:val=""/>
+      <w:lvlJc w:val="left"/>
+      <w:pPr>
+        <w:ind w:left="6905" w:hanging="360"/>
+      </w:pPr>
+      <w:rPr>
+        <w:rFonts w:ascii="Wingdings" w:hAnsi="Wingdings" w:hint="default"/>
+      </w:rPr>
+    </w:lvl>
+  </w:abstractNum>
+  <w:abstractNum w:abstractNumId="33" w15:restartNumberingAfterBreak="0">
     <w:nsid w:val="69B3367F"/>
     <w:multiLevelType w:val="hybridMultilevel"/>
     <w:tmpl w:val="A92ECDB4"/>
@@ -20575,7 +22514,7 @@
       </w:rPr>
     </w:lvl>
   </w:abstractNum>
-  <w:abstractNum w:abstractNumId="26" w15:restartNumberingAfterBreak="0">
+  <w:abstractNum w:abstractNumId="34" w15:restartNumberingAfterBreak="0">
     <w:nsid w:val="6B377236"/>
     <w:multiLevelType w:val="hybridMultilevel"/>
     <w:tmpl w:val="A76436A8"/>
@@ -20688,7 +22627,7 @@
       </w:rPr>
     </w:lvl>
   </w:abstractNum>
-  <w:abstractNum w:abstractNumId="27" w15:restartNumberingAfterBreak="0">
+  <w:abstractNum w:abstractNumId="35" w15:restartNumberingAfterBreak="0">
     <w:nsid w:val="6BD4626D"/>
     <w:multiLevelType w:val="hybridMultilevel"/>
     <w:tmpl w:val="5B1EFA46"/>
@@ -20801,7 +22740,7 @@
       </w:rPr>
     </w:lvl>
   </w:abstractNum>
-  <w:abstractNum w:abstractNumId="28" w15:restartNumberingAfterBreak="0">
+  <w:abstractNum w:abstractNumId="36" w15:restartNumberingAfterBreak="0">
     <w:nsid w:val="6C925908"/>
     <w:multiLevelType w:val="hybridMultilevel"/>
     <w:tmpl w:val="C6DA2710"/>
@@ -20914,7 +22853,96 @@
       </w:rPr>
     </w:lvl>
   </w:abstractNum>
-  <w:abstractNum w:abstractNumId="29" w15:restartNumberingAfterBreak="0">
+  <w:abstractNum w:abstractNumId="37" w15:restartNumberingAfterBreak="0">
+    <w:nsid w:val="737D59E1"/>
+    <w:multiLevelType w:val="hybridMultilevel"/>
+    <w:tmpl w:val="76A2C83E"/>
+    <w:lvl w:ilvl="0" w:tplc="3DE85B42">
+      <w:start w:val="1"/>
+      <w:numFmt w:val="decimal"/>
+      <w:lvlText w:val="%1)"/>
+      <w:lvlJc w:val="left"/>
+      <w:pPr>
+        <w:ind w:left="810" w:hanging="360"/>
+      </w:pPr>
+      <w:rPr>
+        <w:rFonts w:hint="default"/>
+      </w:rPr>
+    </w:lvl>
+    <w:lvl w:ilvl="1" w:tplc="04190019" w:tentative="1">
+      <w:start w:val="1"/>
+      <w:numFmt w:val="lowerLetter"/>
+      <w:lvlText w:val="%2."/>
+      <w:lvlJc w:val="left"/>
+      <w:pPr>
+        <w:ind w:left="1530" w:hanging="360"/>
+      </w:pPr>
+    </w:lvl>
+    <w:lvl w:ilvl="2" w:tplc="0419001B" w:tentative="1">
+      <w:start w:val="1"/>
+      <w:numFmt w:val="lowerRoman"/>
+      <w:lvlText w:val="%3."/>
+      <w:lvlJc w:val="right"/>
+      <w:pPr>
+        <w:ind w:left="2250" w:hanging="180"/>
+      </w:pPr>
+    </w:lvl>
+    <w:lvl w:ilvl="3" w:tplc="0419000F" w:tentative="1">
+      <w:start w:val="1"/>
+      <w:numFmt w:val="decimal"/>
+      <w:lvlText w:val="%4."/>
+      <w:lvlJc w:val="left"/>
+      <w:pPr>
+        <w:ind w:left="2970" w:hanging="360"/>
+      </w:pPr>
+    </w:lvl>
+    <w:lvl w:ilvl="4" w:tplc="04190019" w:tentative="1">
+      <w:start w:val="1"/>
+      <w:numFmt w:val="lowerLetter"/>
+      <w:lvlText w:val="%5."/>
+      <w:lvlJc w:val="left"/>
+      <w:pPr>
+        <w:ind w:left="3690" w:hanging="360"/>
+      </w:pPr>
+    </w:lvl>
+    <w:lvl w:ilvl="5" w:tplc="0419001B" w:tentative="1">
+      <w:start w:val="1"/>
+      <w:numFmt w:val="lowerRoman"/>
+      <w:lvlText w:val="%6."/>
+      <w:lvlJc w:val="right"/>
+      <w:pPr>
+        <w:ind w:left="4410" w:hanging="180"/>
+      </w:pPr>
+    </w:lvl>
+    <w:lvl w:ilvl="6" w:tplc="0419000F" w:tentative="1">
+      <w:start w:val="1"/>
+      <w:numFmt w:val="decimal"/>
+      <w:lvlText w:val="%7."/>
+      <w:lvlJc w:val="left"/>
+      <w:pPr>
+        <w:ind w:left="5130" w:hanging="360"/>
+      </w:pPr>
+    </w:lvl>
+    <w:lvl w:ilvl="7" w:tplc="04190019" w:tentative="1">
+      <w:start w:val="1"/>
+      <w:numFmt w:val="lowerLetter"/>
+      <w:lvlText w:val="%8."/>
+      <w:lvlJc w:val="left"/>
+      <w:pPr>
+        <w:ind w:left="5850" w:hanging="360"/>
+      </w:pPr>
+    </w:lvl>
+    <w:lvl w:ilvl="8" w:tplc="0419001B" w:tentative="1">
+      <w:start w:val="1"/>
+      <w:numFmt w:val="lowerRoman"/>
+      <w:lvlText w:val="%9."/>
+      <w:lvlJc w:val="right"/>
+      <w:pPr>
+        <w:ind w:left="6570" w:hanging="180"/>
+      </w:pPr>
+    </w:lvl>
+  </w:abstractNum>
+  <w:abstractNum w:abstractNumId="38" w15:restartNumberingAfterBreak="0">
     <w:nsid w:val="741231E0"/>
     <w:multiLevelType w:val="hybridMultilevel"/>
     <w:tmpl w:val="118A484E"/>
@@ -21027,7 +23055,120 @@
       </w:rPr>
     </w:lvl>
   </w:abstractNum>
-  <w:abstractNum w:abstractNumId="30" w15:restartNumberingAfterBreak="0">
+  <w:abstractNum w:abstractNumId="39" w15:restartNumberingAfterBreak="0">
+    <w:nsid w:val="755C2569"/>
+    <w:multiLevelType w:val="hybridMultilevel"/>
+    <w:tmpl w:val="D526A6E2"/>
+    <w:lvl w:ilvl="0" w:tplc="57A00B9E">
+      <w:start w:val="1"/>
+      <w:numFmt w:val="bullet"/>
+      <w:lvlText w:val=""/>
+      <w:lvlJc w:val="left"/>
+      <w:pPr>
+        <w:ind w:left="1145" w:hanging="360"/>
+      </w:pPr>
+      <w:rPr>
+        <w:rFonts w:ascii="Symbol" w:hAnsi="Symbol" w:hint="default"/>
+      </w:rPr>
+    </w:lvl>
+    <w:lvl w:ilvl="1" w:tplc="04190003" w:tentative="1">
+      <w:start w:val="1"/>
+      <w:numFmt w:val="bullet"/>
+      <w:lvlText w:val="o"/>
+      <w:lvlJc w:val="left"/>
+      <w:pPr>
+        <w:ind w:left="1865" w:hanging="360"/>
+      </w:pPr>
+      <w:rPr>
+        <w:rFonts w:ascii="Courier New" w:hAnsi="Courier New" w:cs="Courier New" w:hint="default"/>
+      </w:rPr>
+    </w:lvl>
+    <w:lvl w:ilvl="2" w:tplc="04190005" w:tentative="1">
+      <w:start w:val="1"/>
+      <w:numFmt w:val="bullet"/>
+      <w:lvlText w:val=""/>
+      <w:lvlJc w:val="left"/>
+      <w:pPr>
+        <w:ind w:left="2585" w:hanging="360"/>
+      </w:pPr>
+      <w:rPr>
+        <w:rFonts w:ascii="Wingdings" w:hAnsi="Wingdings" w:hint="default"/>
+      </w:rPr>
+    </w:lvl>
+    <w:lvl w:ilvl="3" w:tplc="04190001" w:tentative="1">
+      <w:start w:val="1"/>
+      <w:numFmt w:val="bullet"/>
+      <w:lvlText w:val=""/>
+      <w:lvlJc w:val="left"/>
+      <w:pPr>
+        <w:ind w:left="3305" w:hanging="360"/>
+      </w:pPr>
+      <w:rPr>
+        <w:rFonts w:ascii="Symbol" w:hAnsi="Symbol" w:hint="default"/>
+      </w:rPr>
+    </w:lvl>
+    <w:lvl w:ilvl="4" w:tplc="04190003" w:tentative="1">
+      <w:start w:val="1"/>
+      <w:numFmt w:val="bullet"/>
+      <w:lvlText w:val="o"/>
+      <w:lvlJc w:val="left"/>
+      <w:pPr>
+        <w:ind w:left="4025" w:hanging="360"/>
+      </w:pPr>
+      <w:rPr>
+        <w:rFonts w:ascii="Courier New" w:hAnsi="Courier New" w:cs="Courier New" w:hint="default"/>
+      </w:rPr>
+    </w:lvl>
+    <w:lvl w:ilvl="5" w:tplc="04190005" w:tentative="1">
+      <w:start w:val="1"/>
+      <w:numFmt w:val="bullet"/>
+      <w:lvlText w:val=""/>
+      <w:lvlJc w:val="left"/>
+      <w:pPr>
+        <w:ind w:left="4745" w:hanging="360"/>
+      </w:pPr>
+      <w:rPr>
+        <w:rFonts w:ascii="Wingdings" w:hAnsi="Wingdings" w:hint="default"/>
+      </w:rPr>
+    </w:lvl>
+    <w:lvl w:ilvl="6" w:tplc="04190001" w:tentative="1">
+      <w:start w:val="1"/>
+      <w:numFmt w:val="bullet"/>
+      <w:lvlText w:val=""/>
+      <w:lvlJc w:val="left"/>
+      <w:pPr>
+        <w:ind w:left="5465" w:hanging="360"/>
+      </w:pPr>
+      <w:rPr>
+        <w:rFonts w:ascii="Symbol" w:hAnsi="Symbol" w:hint="default"/>
+      </w:rPr>
+    </w:lvl>
+    <w:lvl w:ilvl="7" w:tplc="04190003" w:tentative="1">
+      <w:start w:val="1"/>
+      <w:numFmt w:val="bullet"/>
+      <w:lvlText w:val="o"/>
+      <w:lvlJc w:val="left"/>
+      <w:pPr>
+        <w:ind w:left="6185" w:hanging="360"/>
+      </w:pPr>
+      <w:rPr>
+        <w:rFonts w:ascii="Courier New" w:hAnsi="Courier New" w:cs="Courier New" w:hint="default"/>
+      </w:rPr>
+    </w:lvl>
+    <w:lvl w:ilvl="8" w:tplc="04190005" w:tentative="1">
+      <w:start w:val="1"/>
+      <w:numFmt w:val="bullet"/>
+      <w:lvlText w:val=""/>
+      <w:lvlJc w:val="left"/>
+      <w:pPr>
+        <w:ind w:left="6905" w:hanging="360"/>
+      </w:pPr>
+      <w:rPr>
+        <w:rFonts w:ascii="Wingdings" w:hAnsi="Wingdings" w:hint="default"/>
+      </w:rPr>
+    </w:lvl>
+  </w:abstractNum>
+  <w:abstractNum w:abstractNumId="40" w15:restartNumberingAfterBreak="0">
     <w:nsid w:val="759C2AC9"/>
     <w:multiLevelType w:val="hybridMultilevel"/>
     <w:tmpl w:val="307C940C"/>
@@ -21113,7 +23254,7 @@
       </w:pPr>
     </w:lvl>
   </w:abstractNum>
-  <w:abstractNum w:abstractNumId="31" w15:restartNumberingAfterBreak="0">
+  <w:abstractNum w:abstractNumId="41" w15:restartNumberingAfterBreak="0">
     <w:nsid w:val="7C3C5F78"/>
     <w:multiLevelType w:val="hybridMultilevel"/>
     <w:tmpl w:val="994A1646"/>
@@ -21227,100 +23368,130 @@
     </w:lvl>
   </w:abstractNum>
   <w:num w:numId="1">
+    <w:abstractNumId w:val="24"/>
+  </w:num>
+  <w:num w:numId="2">
+    <w:abstractNumId w:val="3"/>
+  </w:num>
+  <w:num w:numId="3">
+    <w:abstractNumId w:val="1"/>
+  </w:num>
+  <w:num w:numId="4">
+    <w:abstractNumId w:val="33"/>
+  </w:num>
+  <w:num w:numId="5">
+    <w:abstractNumId w:val="16"/>
+  </w:num>
+  <w:num w:numId="6">
+    <w:abstractNumId w:val="6"/>
+  </w:num>
+  <w:num w:numId="7">
+    <w:abstractNumId w:val="30"/>
+  </w:num>
+  <w:num w:numId="8">
+    <w:abstractNumId w:val="11"/>
+  </w:num>
+  <w:num w:numId="9">
+    <w:abstractNumId w:val="22"/>
+  </w:num>
+  <w:num w:numId="10">
+    <w:abstractNumId w:val="18"/>
+  </w:num>
+  <w:num w:numId="11">
+    <w:abstractNumId w:val="41"/>
+  </w:num>
+  <w:num w:numId="12">
+    <w:abstractNumId w:val="5"/>
+  </w:num>
+  <w:num w:numId="13">
+    <w:abstractNumId w:val="7"/>
+  </w:num>
+  <w:num w:numId="14">
+    <w:abstractNumId w:val="31"/>
+  </w:num>
+  <w:num w:numId="15">
+    <w:abstractNumId w:val="34"/>
+  </w:num>
+  <w:num w:numId="16">
+    <w:abstractNumId w:val="21"/>
+  </w:num>
+  <w:num w:numId="17">
+    <w:abstractNumId w:val="40"/>
+  </w:num>
+  <w:num w:numId="18">
+    <w:abstractNumId w:val="14"/>
+  </w:num>
+  <w:num w:numId="19">
+    <w:abstractNumId w:val="29"/>
+  </w:num>
+  <w:num w:numId="20">
+    <w:abstractNumId w:val="38"/>
+  </w:num>
+  <w:num w:numId="21">
+    <w:abstractNumId w:val="36"/>
+  </w:num>
+  <w:num w:numId="22">
+    <w:abstractNumId w:val="2"/>
+  </w:num>
+  <w:num w:numId="23">
+    <w:abstractNumId w:val="27"/>
+  </w:num>
+  <w:num w:numId="24">
+    <w:abstractNumId w:val="26"/>
+  </w:num>
+  <w:num w:numId="25">
+    <w:abstractNumId w:val="35"/>
+  </w:num>
+  <w:num w:numId="26">
+    <w:abstractNumId w:val="25"/>
+  </w:num>
+  <w:num w:numId="27">
+    <w:abstractNumId w:val="4"/>
+  </w:num>
+  <w:num w:numId="28">
+    <w:abstractNumId w:val="12"/>
+  </w:num>
+  <w:num w:numId="29">
+    <w:abstractNumId w:val="19"/>
+  </w:num>
+  <w:num w:numId="30">
+    <w:abstractNumId w:val="28"/>
+  </w:num>
+  <w:num w:numId="31">
+    <w:abstractNumId w:val="23"/>
+  </w:num>
+  <w:num w:numId="32">
+    <w:abstractNumId w:val="20"/>
+  </w:num>
+  <w:num w:numId="33">
+    <w:abstractNumId w:val="10"/>
+  </w:num>
+  <w:num w:numId="34">
+    <w:abstractNumId w:val="37"/>
+  </w:num>
+  <w:num w:numId="35">
+    <w:abstractNumId w:val="13"/>
+  </w:num>
+  <w:num w:numId="36">
     <w:abstractNumId w:val="17"/>
   </w:num>
-  <w:num w:numId="2">
-    <w:abstractNumId w:val="2"/>
+  <w:num w:numId="37">
+    <w:abstractNumId w:val="32"/>
   </w:num>
-  <w:num w:numId="3">
-    <w:abstractNumId w:val="0"/>
+  <w:num w:numId="38">
+    <w:abstractNumId w:val="8"/>
   </w:num>
-  <w:num w:numId="4">
-    <w:abstractNumId w:val="25"/>
+  <w:num w:numId="39">
+    <w:abstractNumId w:val="9"/>
   </w:num>
-  <w:num w:numId="5">
-    <w:abstractNumId w:val="10"/>
-  </w:num>
-  <w:num w:numId="6">
-    <w:abstractNumId w:val="5"/>
-  </w:num>
-  <w:num w:numId="7">
-    <w:abstractNumId w:val="23"/>
-  </w:num>
-  <w:num w:numId="8">
-    <w:abstractNumId w:val="7"/>
-  </w:num>
-  <w:num w:numId="9">
+  <w:num w:numId="40">
     <w:abstractNumId w:val="15"/>
   </w:num>
-  <w:num w:numId="10">
-    <w:abstractNumId w:val="11"/>
+  <w:num w:numId="41">
+    <w:abstractNumId w:val="39"/>
   </w:num>
-  <w:num w:numId="11">
-    <w:abstractNumId w:val="31"/>
-  </w:num>
-  <w:num w:numId="12">
-    <w:abstractNumId w:val="4"/>
-  </w:num>
-  <w:num w:numId="13">
-    <w:abstractNumId w:val="6"/>
-  </w:num>
-  <w:num w:numId="14">
-    <w:abstractNumId w:val="24"/>
-  </w:num>
-  <w:num w:numId="15">
-    <w:abstractNumId w:val="26"/>
-  </w:num>
-  <w:num w:numId="16">
-    <w:abstractNumId w:val="14"/>
-  </w:num>
-  <w:num w:numId="17">
-    <w:abstractNumId w:val="30"/>
-  </w:num>
-  <w:num w:numId="18">
-    <w:abstractNumId w:val="9"/>
-  </w:num>
-  <w:num w:numId="19">
-    <w:abstractNumId w:val="22"/>
-  </w:num>
-  <w:num w:numId="20">
-    <w:abstractNumId w:val="29"/>
-  </w:num>
-  <w:num w:numId="21">
-    <w:abstractNumId w:val="28"/>
-  </w:num>
-  <w:num w:numId="22">
-    <w:abstractNumId w:val="1"/>
-  </w:num>
-  <w:num w:numId="23">
-    <w:abstractNumId w:val="20"/>
-  </w:num>
-  <w:num w:numId="24">
-    <w:abstractNumId w:val="19"/>
-  </w:num>
-  <w:num w:numId="25">
-    <w:abstractNumId w:val="27"/>
-  </w:num>
-  <w:num w:numId="26">
-    <w:abstractNumId w:val="18"/>
-  </w:num>
-  <w:num w:numId="27">
-    <w:abstractNumId w:val="3"/>
-  </w:num>
-  <w:num w:numId="28">
-    <w:abstractNumId w:val="8"/>
-  </w:num>
-  <w:num w:numId="29">
-    <w:abstractNumId w:val="12"/>
-  </w:num>
-  <w:num w:numId="30">
-    <w:abstractNumId w:val="21"/>
-  </w:num>
-  <w:num w:numId="31">
-    <w:abstractNumId w:val="16"/>
-  </w:num>
-  <w:num w:numId="32">
-    <w:abstractNumId w:val="13"/>
+  <w:num w:numId="42">
+    <w:abstractNumId w:val="0"/>
   </w:num>
 </w:numbering>
 </file>
@@ -21723,7 +23894,7 @@
   <w:style w:type="paragraph" w:default="1" w:styleId="a">
     <w:name w:val="Normal"/>
     <w:qFormat/>
-    <w:rsid w:val="00AC0675"/>
+    <w:rsid w:val="005379FF"/>
     <w:pPr>
       <w:spacing w:after="0" w:line="240" w:lineRule="auto"/>
     </w:pPr>
